--- a/shaders_hlsl.docx
+++ b/shaders_hlsl.docx
@@ -1,166 +1,71 @@
 
 <file path=word/document.xml><?xml version="1.0" encoding="utf-8"?>
-<w:document xmlns:wpc="http://schemas.microsoft.com/office/word/2010/wordprocessingCanvas" xmlns:cx="http://schemas.microsoft.com/office/drawing/2014/chartex" xmlns:cx1="http://schemas.microsoft.com/office/drawing/2015/9/8/chartex" xmlns:cx2="http://schemas.microsoft.com/office/drawing/2015/10/21/chartex" xmlns:cx3="http://schemas.microsoft.com/office/drawing/2016/5/9/chartex" xmlns:cx4="http://schemas.microsoft.com/office/drawing/2016/5/10/chartex" xmlns:cx5="http://schemas.microsoft.com/office/drawing/2016/5/11/chartex" xmlns:cx6="http://schemas.microsoft.com/office/drawing/2016/5/12/chartex" xmlns:cx7="http://schemas.microsoft.com/office/drawing/2016/5/13/chartex" xmlns:cx8="http://schemas.microsoft.com/office/drawing/2016/5/14/chartex" xmlns:mc="http://schemas.openxmlformats.org/markup-compatibility/2006" xmlns:aink="http://schemas.microsoft.com/office/drawing/2016/ink" xmlns:am3d="http://schemas.microsoft.com/office/drawing/2017/model3d" xmlns:o="urn:schemas-microsoft-com:office:office" xmlns:r="http://schemas.openxmlformats.org/officeDocument/2006/relationships" xmlns:m="http://schemas.openxmlformats.org/officeDocument/2006/math" xmlns:v="urn:schemas-microsoft-com:vml" xmlns:wp14="http://schemas.microsoft.com/office/word/2010/wordprocessingDrawing" xmlns:wp="http://schemas.openxmlformats.org/drawingml/2006/wordprocessingDrawing" xmlns:w10="urn:schemas-microsoft-com:office:word" xmlns:w="http://schemas.openxmlformats.org/wordprocessingml/2006/main" xmlns:w14="http://schemas.microsoft.com/office/word/2010/wordml" xmlns:w15="http://schemas.microsoft.com/office/word/2012/wordml" xmlns:w16cex="http://schemas.microsoft.com/office/word/2018/wordml/cex" xmlns:w16cid="http://schemas.microsoft.com/office/word/2016/wordml/cid" xmlns:w16="http://schemas.microsoft.com/office/word/2018/wordml" xmlns:w16sdtdh="http://schemas.microsoft.com/office/word/2020/wordml/sdtdatahash" xmlns:w16se="http://schemas.microsoft.com/office/word/2015/wordml/symex" xmlns:wpg="http://schemas.microsoft.com/office/word/2010/wordprocessingGroup" xmlns:wpi="http://schemas.microsoft.com/office/word/2010/wordprocessingInk" xmlns:wne="http://schemas.microsoft.com/office/word/2006/wordml" xmlns:wps="http://schemas.microsoft.com/office/word/2010/wordprocessingShape" mc:Ignorable="w14 w15 w16se w16cid w16 w16cex w16sdtdh wp14">
+<w:document xmlns:wpc="http://schemas.microsoft.com/office/word/2010/wordprocessingCanvas" xmlns:cx="http://schemas.microsoft.com/office/drawing/2014/chartex" xmlns:cx1="http://schemas.microsoft.com/office/drawing/2015/9/8/chartex" xmlns:cx2="http://schemas.microsoft.com/office/drawing/2015/10/21/chartex" xmlns:cx3="http://schemas.microsoft.com/office/drawing/2016/5/9/chartex" xmlns:cx4="http://schemas.microsoft.com/office/drawing/2016/5/10/chartex" xmlns:cx5="http://schemas.microsoft.com/office/drawing/2016/5/11/chartex" xmlns:cx6="http://schemas.microsoft.com/office/drawing/2016/5/12/chartex" xmlns:cx7="http://schemas.microsoft.com/office/drawing/2016/5/13/chartex" xmlns:cx8="http://schemas.microsoft.com/office/drawing/2016/5/14/chartex" xmlns:mc="http://schemas.openxmlformats.org/markup-compatibility/2006" xmlns:aink="http://schemas.microsoft.com/office/drawing/2016/ink" xmlns:am3d="http://schemas.microsoft.com/office/drawing/2017/model3d" xmlns:o="urn:schemas-microsoft-com:office:office" xmlns:oel="http://schemas.microsoft.com/office/2019/extlst" xmlns:r="http://schemas.openxmlformats.org/officeDocument/2006/relationships" xmlns:m="http://schemas.openxmlformats.org/officeDocument/2006/math" xmlns:v="urn:schemas-microsoft-com:vml" xmlns:wp14="http://schemas.microsoft.com/office/word/2010/wordprocessingDrawing" xmlns:wp="http://schemas.openxmlformats.org/drawingml/2006/wordprocessingDrawing" xmlns:w10="urn:schemas-microsoft-com:office:word" xmlns:w="http://schemas.openxmlformats.org/wordprocessingml/2006/main" xmlns:w14="http://schemas.microsoft.com/office/word/2010/wordml" xmlns:w15="http://schemas.microsoft.com/office/word/2012/wordml" xmlns:w16cex="http://schemas.microsoft.com/office/word/2018/wordml/cex" xmlns:w16cid="http://schemas.microsoft.com/office/word/2016/wordml/cid" xmlns:w16="http://schemas.microsoft.com/office/word/2018/wordml" xmlns:w16du="http://schemas.microsoft.com/office/word/2023/wordml/word16du" xmlns:w16sdtdh="http://schemas.microsoft.com/office/word/2020/wordml/sdtdatahash" xmlns:w16sdtfl="http://schemas.microsoft.com/office/word/2024/wordml/sdtformatlock" xmlns:w16se="http://schemas.microsoft.com/office/word/2015/wordml/symex" xmlns:wpg="http://schemas.microsoft.com/office/word/2010/wordprocessingGroup" xmlns:wpi="http://schemas.microsoft.com/office/word/2010/wordprocessingInk" xmlns:wne="http://schemas.microsoft.com/office/word/2006/wordml" xmlns:wps="http://schemas.microsoft.com/office/word/2010/wordprocessingShape" mc:Ignorable="w14 w15 w16se w16cid w16 w16cex w16sdtdh w16sdtfl w16du wp14">
   <w:body>
     <w:p>
-      <w:pPr>
-        <w:rPr>
-          <w:lang w:val="en-US"/>
-        </w:rPr>
-      </w:pPr>
-      <w:r>
-        <w:rPr>
-          <w:lang w:val="en-US"/>
-        </w:rPr>
+      <w:r>
+        <w:t>// Структура данных между вершинным и пиксельным шейдерами</w:t>
+      </w:r>
+    </w:p>
+    <w:p>
+      <w:r>
         <w:t>struct VS_OUTPUT</w:t>
       </w:r>
     </w:p>
     <w:p>
-      <w:pPr>
-        <w:rPr>
-          <w:lang w:val="en-US"/>
-        </w:rPr>
-      </w:pPr>
-      <w:r>
-        <w:rPr>
-          <w:lang w:val="en-US"/>
-        </w:rPr>
+      <w:r>
         <w:t>{</w:t>
       </w:r>
     </w:p>
     <w:p>
-      <w:pPr>
-        <w:rPr>
-          <w:lang w:val="en-US"/>
-        </w:rPr>
-      </w:pPr>
-      <w:r>
-        <w:rPr>
-          <w:lang w:val="en-US"/>
-        </w:rPr>
+      <w:r>
         <w:t xml:space="preserve">    float4 Pos : SV_POSITION; </w:t>
       </w:r>
     </w:p>
     <w:p>
-      <w:pPr>
-        <w:rPr>
-          <w:lang w:val="en-US"/>
-        </w:rPr>
-      </w:pPr>
-      <w:r>
-        <w:rPr>
-          <w:lang w:val="en-US"/>
-        </w:rPr>
+      <w:r>
         <w:t xml:space="preserve">    float2 Tex : TEXCOORD0;   </w:t>
       </w:r>
     </w:p>
     <w:p>
-      <w:pPr>
-        <w:rPr>
-          <w:lang w:val="en-US"/>
-        </w:rPr>
-      </w:pPr>
-      <w:r>
-        <w:rPr>
-          <w:lang w:val="en-US"/>
-        </w:rPr>
+      <w:r>
         <w:t>};</w:t>
       </w:r>
     </w:p>
-    <w:p>
-      <w:pPr>
-        <w:rPr>
-          <w:lang w:val="en-US"/>
-        </w:rPr>
-      </w:pPr>
-    </w:p>
-    <w:p>
-      <w:pPr>
-        <w:rPr>
-          <w:lang w:val="en-US"/>
-        </w:rPr>
-      </w:pPr>
-      <w:r>
-        <w:rPr>
-          <w:lang w:val="en-US"/>
-        </w:rPr>
+    <w:p/>
+    <w:p>
+      <w:r>
+        <w:t>// Вершинный шейдер</w:t>
+      </w:r>
+    </w:p>
+    <w:p>
+      <w:r>
         <w:t>VS_OUTPUT VS(float4 Pos : POSITION, float2 Tex : TEXCOORD)</w:t>
       </w:r>
     </w:p>
     <w:p>
-      <w:pPr>
-        <w:rPr>
-          <w:lang w:val="en-US"/>
-        </w:rPr>
-      </w:pPr>
-      <w:r>
-        <w:rPr>
-          <w:lang w:val="en-US"/>
-        </w:rPr>
+      <w:r>
         <w:t>{</w:t>
       </w:r>
     </w:p>
     <w:p>
-      <w:pPr>
-        <w:rPr>
-          <w:lang w:val="en-US"/>
-        </w:rPr>
-      </w:pPr>
-      <w:r>
-        <w:rPr>
-          <w:lang w:val="en-US"/>
-        </w:rPr>
+      <w:r>
         <w:t xml:space="preserve">    VS_OUTPUT output = (VS_OUTPUT)0;</w:t>
       </w:r>
     </w:p>
     <w:p>
-      <w:pPr>
-        <w:rPr>
-          <w:lang w:val="en-US"/>
-        </w:rPr>
-      </w:pPr>
-      <w:r>
-        <w:rPr>
-          <w:lang w:val="en-US"/>
-        </w:rPr>
+      <w:r>
         <w:t xml:space="preserve">    output.Pos = Pos;</w:t>
       </w:r>
     </w:p>
     <w:p>
-      <w:pPr>
-        <w:rPr>
-          <w:lang w:val="en-US"/>
-        </w:rPr>
-      </w:pPr>
-      <w:r>
-        <w:rPr>
-          <w:lang w:val="en-US"/>
-        </w:rPr>
+      <w:r>
         <w:t xml:space="preserve">    output.Tex = Tex;</w:t>
       </w:r>
     </w:p>
     <w:p>
       <w:r>
-        <w:rPr>
-          <w:lang w:val="en-US"/>
-        </w:rPr>
-        <w:t xml:space="preserve">    </w:t>
-      </w:r>
-      <w:proofErr w:type="spellStart"/>
-      <w:r>
-        <w:t>return</w:t>
-      </w:r>
-      <w:proofErr w:type="spellEnd"/>
-      <w:r>
-        <w:t xml:space="preserve"> </w:t>
-      </w:r>
-      <w:proofErr w:type="spellStart"/>
-      <w:r>
-        <w:t>output</w:t>
-      </w:r>
-      <w:proofErr w:type="spellEnd"/>
-      <w:r>
-        <w:t>;</w:t>
+        <w:t xml:space="preserve">    return output;</w:t>
       </w:r>
     </w:p>
     <w:p>
@@ -171,51 +76,34 @@
     <w:p/>
     <w:p>
       <w:r>
-        <w:t>// === НОВЫЙ КОД: ПРИНИМАЕМ ПАРАМЕТРЫ КАДРА ИЗ C++ ===</w:t>
-      </w:r>
-    </w:p>
-    <w:p>
-      <w:r>
-        <w:t xml:space="preserve">// Имя </w:t>
-      </w:r>
-      <w:proofErr w:type="spellStart"/>
-      <w:r>
-        <w:t>cbData</w:t>
-      </w:r>
-      <w:proofErr w:type="spellEnd"/>
-      <w:r>
-        <w:t xml:space="preserve"> может быть любым, главное — привязка к регистру b0 (слот 0)</w:t>
-      </w:r>
-    </w:p>
-    <w:p>
-      <w:proofErr w:type="spellStart"/>
-      <w:r>
-        <w:t>cbuffer</w:t>
-      </w:r>
-      <w:proofErr w:type="spellEnd"/>
-      <w:r>
-        <w:t xml:space="preserve"> </w:t>
-      </w:r>
-      <w:proofErr w:type="spellStart"/>
-      <w:proofErr w:type="gramStart"/>
-      <w:r>
-        <w:t>cbData</w:t>
-      </w:r>
-      <w:proofErr w:type="spellEnd"/>
-      <w:r>
-        <w:t xml:space="preserve"> :</w:t>
-      </w:r>
-      <w:proofErr w:type="gramEnd"/>
-      <w:r>
-        <w:t xml:space="preserve"> </w:t>
-      </w:r>
-      <w:proofErr w:type="spellStart"/>
-      <w:r>
-        <w:t>register</w:t>
-      </w:r>
-      <w:proofErr w:type="spellEnd"/>
-      <w:r>
-        <w:t>(b0)</w:t>
+        <w:t>// === ДВА НЕЗАВИСИМЫХ ТЕКСТУРНЫХ СЛОТА ===</w:t>
+      </w:r>
+    </w:p>
+    <w:p>
+      <w:r>
+        <w:t>Texture2D srcTexture    : register(t0); // Слот t0: Исходная картинка или предыдущий буфер</w:t>
+      </w:r>
+    </w:p>
+    <w:p>
+      <w:r>
+        <w:t>Texture2D statsTexture  : register(t1); // Слот t1: Скрытые данные аналитики Stage3</w:t>
+      </w:r>
+    </w:p>
+    <w:p/>
+    <w:p>
+      <w:r>
+        <w:t>SamplerState samplerState0 : register(s0);</w:t>
+      </w:r>
+    </w:p>
+    <w:p/>
+    <w:p>
+      <w:r>
+        <w:t>// Буфер констант параметров кадра</w:t>
+      </w:r>
+    </w:p>
+    <w:p>
+      <w:r>
+        <w:t>cbuffer cbData : register(b0)</w:t>
       </w:r>
     </w:p>
     <w:p>
@@ -225,112 +113,22 @@
     </w:p>
     <w:p>
       <w:r>
-        <w:t xml:space="preserve">    </w:t>
-      </w:r>
-      <w:proofErr w:type="spellStart"/>
-      <w:r>
-        <w:t>float</w:t>
-      </w:r>
-      <w:proofErr w:type="spellEnd"/>
-      <w:r>
-        <w:t xml:space="preserve"> </w:t>
-      </w:r>
-      <w:proofErr w:type="spellStart"/>
-      <w:proofErr w:type="gramStart"/>
-      <w:r>
-        <w:t>width</w:t>
-      </w:r>
-      <w:proofErr w:type="spellEnd"/>
-      <w:r>
-        <w:t xml:space="preserve">;   </w:t>
-      </w:r>
-      <w:proofErr w:type="gramEnd"/>
-      <w:r>
-        <w:t xml:space="preserve">  // Ширина картинки (из C++ придет 2.0)</w:t>
-      </w:r>
-    </w:p>
-    <w:p>
-      <w:r>
-        <w:t xml:space="preserve">    </w:t>
-      </w:r>
-      <w:proofErr w:type="spellStart"/>
-      <w:r>
-        <w:t>float</w:t>
-      </w:r>
-      <w:proofErr w:type="spellEnd"/>
-      <w:r>
-        <w:t xml:space="preserve"> </w:t>
-      </w:r>
-      <w:proofErr w:type="spellStart"/>
-      <w:proofErr w:type="gramStart"/>
-      <w:r>
-        <w:t>height</w:t>
-      </w:r>
-      <w:proofErr w:type="spellEnd"/>
-      <w:r>
-        <w:t xml:space="preserve">;   </w:t>
-      </w:r>
-      <w:proofErr w:type="gramEnd"/>
-      <w:r>
-        <w:t xml:space="preserve"> // Высота картинки (из C++ придет 2.0)</w:t>
-      </w:r>
-    </w:p>
-    <w:p>
-      <w:r>
-        <w:t xml:space="preserve">    </w:t>
-      </w:r>
-      <w:proofErr w:type="spellStart"/>
-      <w:r>
-        <w:t>float</w:t>
-      </w:r>
-      <w:proofErr w:type="spellEnd"/>
-      <w:r>
-        <w:t xml:space="preserve"> </w:t>
-      </w:r>
-      <w:proofErr w:type="spellStart"/>
-      <w:r>
-        <w:t>d_</w:t>
-      </w:r>
-      <w:proofErr w:type="gramStart"/>
-      <w:r>
-        <w:t>width</w:t>
-      </w:r>
-      <w:proofErr w:type="spellEnd"/>
-      <w:r>
-        <w:t xml:space="preserve">;   </w:t>
-      </w:r>
-      <w:proofErr w:type="gramEnd"/>
-      <w:r>
-        <w:t>// Шаг пикселя по горизонтали (из C++ придет 0.5)</w:t>
-      </w:r>
-    </w:p>
-    <w:p>
-      <w:r>
-        <w:t xml:space="preserve">    </w:t>
-      </w:r>
-      <w:proofErr w:type="spellStart"/>
-      <w:r>
-        <w:t>float</w:t>
-      </w:r>
-      <w:proofErr w:type="spellEnd"/>
-      <w:r>
-        <w:t xml:space="preserve"> </w:t>
-      </w:r>
-      <w:proofErr w:type="spellStart"/>
-      <w:r>
-        <w:t>d_</w:t>
-      </w:r>
-      <w:proofErr w:type="gramStart"/>
-      <w:r>
-        <w:t>height</w:t>
-      </w:r>
-      <w:proofErr w:type="spellEnd"/>
-      <w:r>
-        <w:t>;  /</w:t>
-      </w:r>
-      <w:proofErr w:type="gramEnd"/>
-      <w:r>
-        <w:t>/ Шаг пикселя по вертикали (из C++ придет 0.5)</w:t>
+        <w:t xml:space="preserve">    float width;     </w:t>
+      </w:r>
+    </w:p>
+    <w:p>
+      <w:r>
+        <w:t xml:space="preserve">    float height;    </w:t>
+      </w:r>
+    </w:p>
+    <w:p>
+      <w:r>
+        <w:t xml:space="preserve">    float d_width;   </w:t>
+      </w:r>
+    </w:p>
+    <w:p>
+      <w:r>
+        <w:t xml:space="preserve">    float d_height;  </w:t>
       </w:r>
     </w:p>
     <w:p>
@@ -341,52 +139,34 @@
     <w:p/>
     <w:p>
       <w:r>
-        <w:t>// Константа весов для перевода RGB в монохромную яркость (</w:t>
-      </w:r>
-      <w:proofErr w:type="spellStart"/>
-      <w:r>
-        <w:t>Luma</w:t>
-      </w:r>
-      <w:proofErr w:type="spellEnd"/>
-      <w:r>
-        <w:t>) из вашего 3-го шейдера</w:t>
-      </w:r>
-    </w:p>
-    <w:p>
-      <w:pPr>
-        <w:rPr>
-          <w:lang w:val="en-US"/>
-        </w:rPr>
-      </w:pPr>
-      <w:r>
-        <w:rPr>
-          <w:lang w:val="en-US"/>
-        </w:rPr>
+        <w:t>// Константа весов яркости из 2011 года</w:t>
+      </w:r>
+    </w:p>
+    <w:p>
+      <w:r>
+        <w:lastRenderedPageBreak/>
         <w:t>static const float3 WEIGHT = float3(0.299f, 0.587f, 0.114f);</w:t>
       </w:r>
     </w:p>
-    <w:p>
-      <w:pPr>
-        <w:rPr>
-          <w:lang w:val="en-US"/>
-        </w:rPr>
-      </w:pPr>
-    </w:p>
-    <w:p>
-      <w:r>
-        <w:t>// Пиксельный шейдер, подготовленный под 3-й проход (анализ блоков 4х4)</w:t>
-      </w:r>
-    </w:p>
-    <w:p>
-      <w:pPr>
-        <w:rPr>
-          <w:lang w:val="en-US"/>
-        </w:rPr>
-      </w:pPr>
-      <w:r>
-        <w:rPr>
-          <w:lang w:val="en-US"/>
-        </w:rPr>
+    <w:p/>
+    <w:p/>
+    <w:p>
+      <w:r>
+        <w:t>// ========================================================================</w:t>
+      </w:r>
+    </w:p>
+    <w:p>
+      <w:r>
+        <w:t>// 3-Й ШЕЙДЕР: Статистический анализ блоков 4х4 (Pass 1)</w:t>
+      </w:r>
+    </w:p>
+    <w:p>
+      <w:r>
+        <w:t>// ========================================================================</w:t>
+      </w:r>
+    </w:p>
+    <w:p>
+      <w:r>
         <w:t>float4 PS(VS_OUTPUT input) : SV_Target</w:t>
       </w:r>
     </w:p>
@@ -397,87 +177,183 @@
     </w:p>
     <w:p>
       <w:r>
-        <w:t xml:space="preserve">    // Тестовая проверка: давайте прямо в шейдере проверим, дошли ли до него </w:t>
-      </w:r>
-    </w:p>
-    <w:p>
-      <w:r>
-        <w:t xml:space="preserve">    // параметры </w:t>
-      </w:r>
-      <w:proofErr w:type="spellStart"/>
-      <w:r>
-        <w:t>d_width</w:t>
-      </w:r>
-      <w:proofErr w:type="spellEnd"/>
-      <w:r>
-        <w:t xml:space="preserve"> и </w:t>
-      </w:r>
-      <w:proofErr w:type="spellStart"/>
-      <w:r>
-        <w:t>d_height</w:t>
-      </w:r>
-      <w:proofErr w:type="spellEnd"/>
-      <w:r>
-        <w:t xml:space="preserve"> из C++ кода.</w:t>
-      </w:r>
-    </w:p>
+        <w:t xml:space="preserve">    float GrayMid = 0.0f; </w:t>
+      </w:r>
+    </w:p>
+    <w:p>
+      <w:r>
+        <w:t xml:space="preserve">    float GrayMin = 1.0f; </w:t>
+      </w:r>
+    </w:p>
+    <w:p>
+      <w:r>
+        <w:t xml:space="preserve">    float GrayMax = 0.0f; </w:t>
+      </w:r>
+    </w:p>
+    <w:p>
+      <w:r>
+        <w:t xml:space="preserve">    float GraySqr = 0.0f; </w:t>
+      </w:r>
+    </w:p>
+    <w:p>
+      <w:r>
+        <w:t xml:space="preserve">    float2 tex_coord;</w:t>
+      </w:r>
+    </w:p>
+    <w:p/>
+    <w:p>
+      <w:r>
+        <w:t xml:space="preserve">    [unroll]</w:t>
+      </w:r>
+    </w:p>
+    <w:p>
+      <w:r>
+        <w:t xml:space="preserve">    for (int i_width = -1; i_width &lt; 3; i_width++)</w:t>
+      </w:r>
+    </w:p>
+    <w:p>
+      <w:r>
+        <w:t xml:space="preserve">    {</w:t>
+      </w:r>
+    </w:p>
+    <w:p>
+      <w:r>
+        <w:t xml:space="preserve">        for (int i_height = -1; i_height &lt; 3; i_height++)</w:t>
+      </w:r>
+    </w:p>
+    <w:p>
+      <w:r>
+        <w:t xml:space="preserve">        {</w:t>
+      </w:r>
+    </w:p>
+    <w:p>
+      <w:r>
+        <w:t xml:space="preserve">            tex_coord.x = input.Tex.x + float(i_width) * d_width;</w:t>
+      </w:r>
+    </w:p>
+    <w:p>
+      <w:r>
+        <w:t xml:space="preserve">            tex_coord.y = input.Tex.y + float(i_height) * d_height;</w:t>
+      </w:r>
+    </w:p>
+    <w:p/>
+    <w:p>
+      <w:r>
+        <w:t xml:space="preserve">            float4 k1 = srcTexture.Sample(samplerState0, tex_coord);</w:t>
+      </w:r>
+    </w:p>
+    <w:p>
+      <w:r>
+        <w:t xml:space="preserve">            float gray = dot(k1.rgb, WEIGHT);</w:t>
+      </w:r>
+    </w:p>
+    <w:p/>
+    <w:p>
+      <w:r>
+        <w:t xml:space="preserve">            GrayMid += gray;</w:t>
+      </w:r>
+    </w:p>
+    <w:p>
+      <w:r>
+        <w:t xml:space="preserve">            if (gray &lt; GrayMin) GrayMin = gray;</w:t>
+      </w:r>
+    </w:p>
+    <w:p>
+      <w:r>
+        <w:t xml:space="preserve">            if (gray &gt; GrayMax) GrayMax = gray;</w:t>
+      </w:r>
+    </w:p>
+    <w:p>
+      <w:r>
+        <w:t xml:space="preserve">        }</w:t>
+      </w:r>
+    </w:p>
+    <w:p>
+      <w:r>
+        <w:t xml:space="preserve">    }</w:t>
+      </w:r>
+    </w:p>
+    <w:p>
+      <w:r>
+        <w:t xml:space="preserve">    GrayMid /= 16.0f;</w:t>
+      </w:r>
+    </w:p>
+    <w:p/>
     <w:p>
       <w:r>
         <w:lastRenderedPageBreak/>
-        <w:t xml:space="preserve">    // Если данные дошли успешно — мы умножим их на 2 и окрасим экран в чистый серый цвет половинной яркости!</w:t>
-      </w:r>
-    </w:p>
-    <w:p>
-      <w:pPr>
-        <w:rPr>
-          <w:lang w:val="en-US"/>
-        </w:rPr>
-      </w:pPr>
-      <w:r>
-        <w:t xml:space="preserve">    </w:t>
-      </w:r>
-      <w:r>
-        <w:rPr>
-          <w:lang w:val="en-US"/>
-        </w:rPr>
-        <w:t>float4 test_color = float4(d_width * 2.0f, d_height * 2.0f, d_width * 2.0f, 1.0f);</w:t>
-      </w:r>
-    </w:p>
-    <w:p>
-      <w:pPr>
-        <w:rPr>
-          <w:lang w:val="en-US"/>
-        </w:rPr>
-      </w:pPr>
-      <w:r>
-        <w:rPr>
-          <w:lang w:val="en-US"/>
-        </w:rPr>
-        <w:t xml:space="preserve">    </w:t>
-      </w:r>
-    </w:p>
-    <w:p>
-      <w:r>
-        <w:rPr>
-          <w:lang w:val="en-US"/>
-        </w:rPr>
-        <w:t xml:space="preserve">    </w:t>
-      </w:r>
-      <w:proofErr w:type="spellStart"/>
-      <w:r>
-        <w:t>return</w:t>
-      </w:r>
-      <w:proofErr w:type="spellEnd"/>
-      <w:r>
-        <w:t xml:space="preserve"> </w:t>
-      </w:r>
-      <w:proofErr w:type="spellStart"/>
-      <w:r>
-        <w:t>test_color</w:t>
-      </w:r>
-      <w:proofErr w:type="spellEnd"/>
-      <w:r>
-        <w:t xml:space="preserve">; </w:t>
+        <w:t xml:space="preserve">    [unroll]</w:t>
+      </w:r>
+    </w:p>
+    <w:p>
+      <w:r>
+        <w:t xml:space="preserve">    for (int j_width = -1; j_width &lt; 3; j_width++)</w:t>
+      </w:r>
+    </w:p>
+    <w:p>
+      <w:r>
+        <w:t xml:space="preserve">    {</w:t>
+      </w:r>
+    </w:p>
+    <w:p>
+      <w:r>
+        <w:t xml:space="preserve">        for (int j_height = -1; j_height &lt; 3; j_height++)</w:t>
+      </w:r>
+    </w:p>
+    <w:p>
+      <w:r>
+        <w:t xml:space="preserve">        {</w:t>
+      </w:r>
+    </w:p>
+    <w:p>
+      <w:r>
+        <w:t xml:space="preserve">            tex_coord.x = input.Tex.x + float(j_width) * d_width;</w:t>
+      </w:r>
+    </w:p>
+    <w:p>
+      <w:r>
+        <w:t xml:space="preserve">            tex_coord.y = input.Tex.y + float(j_height) * d_height;</w:t>
+      </w:r>
+    </w:p>
+    <w:p>
+      <w:r>
+        <w:t xml:space="preserve">            </w:t>
+      </w:r>
+    </w:p>
+    <w:p>
+      <w:r>
+        <w:t xml:space="preserve">            float4 k1 = srcTexture.Sample(samplerState0, tex_coord);</w:t>
+      </w:r>
+    </w:p>
+    <w:p>
+      <w:r>
+        <w:t xml:space="preserve">            float gray = dot(k1.rgb, WEIGHT);</w:t>
+      </w:r>
+    </w:p>
+    <w:p>
+      <w:r>
+        <w:t xml:space="preserve">            GraySqr += (gray - GrayMid) * (gray - GrayMid);</w:t>
+      </w:r>
+    </w:p>
+    <w:p>
+      <w:r>
+        <w:t xml:space="preserve">        }</w:t>
+      </w:r>
+    </w:p>
+    <w:p>
+      <w:r>
+        <w:t xml:space="preserve">    }</w:t>
+      </w:r>
+    </w:p>
+    <w:p>
+      <w:r>
+        <w:t xml:space="preserve">    GraySqr = sqrt(GraySqr / 16.0f);</w:t>
+      </w:r>
+    </w:p>
+    <w:p/>
+    <w:p>
+      <w:r>
+        <w:t xml:space="preserve">    return float4(GrayMid, GrayMin, GrayMax, GraySqr);</w:t>
       </w:r>
     </w:p>
     <w:p>
@@ -485,6 +361,696 @@
         <w:t>}</w:t>
       </w:r>
     </w:p>
+    <w:p/>
+    <w:p/>
+    <w:p>
+      <w:r>
+        <w:t>// ========================================================================</w:t>
+      </w:r>
+    </w:p>
+    <w:p>
+      <w:r>
+        <w:t>// 4-Й ШЕЙДЕР: Укрупненный анализ макроблоков 8х8 (Pass 2)</w:t>
+      </w:r>
+    </w:p>
+    <w:p>
+      <w:r>
+        <w:t>// ========================================================================</w:t>
+      </w:r>
+    </w:p>
+    <w:p>
+      <w:r>
+        <w:t>float4 PS_Stage2(VS_OUTPUT input) : SV_Target</w:t>
+      </w:r>
+    </w:p>
+    <w:p>
+      <w:r>
+        <w:t>{</w:t>
+      </w:r>
+    </w:p>
+    <w:p>
+      <w:r>
+        <w:t xml:space="preserve">    float Summ_mid = 0.0f; </w:t>
+      </w:r>
+    </w:p>
+    <w:p>
+      <w:r>
+        <w:t xml:space="preserve">    float Summ_sqr = 0.0f; </w:t>
+      </w:r>
+    </w:p>
+    <w:p>
+      <w:r>
+        <w:t xml:space="preserve">    float Summ_min = 1.0f; </w:t>
+      </w:r>
+    </w:p>
+    <w:p>
+      <w:r>
+        <w:t xml:space="preserve">    float Summ_max = 0.0f; </w:t>
+      </w:r>
+    </w:p>
+    <w:p>
+      <w:r>
+        <w:t xml:space="preserve">    float2 tex_coord;</w:t>
+      </w:r>
+    </w:p>
+    <w:p/>
+    <w:p>
+      <w:r>
+        <w:t xml:space="preserve">    [unroll]</w:t>
+      </w:r>
+    </w:p>
+    <w:p>
+      <w:r>
+        <w:t xml:space="preserve">    for (int i_width = 0; i_width &lt; 2; i_width++)</w:t>
+      </w:r>
+    </w:p>
+    <w:p>
+      <w:r>
+        <w:lastRenderedPageBreak/>
+        <w:t xml:space="preserve">    {</w:t>
+      </w:r>
+    </w:p>
+    <w:p>
+      <w:r>
+        <w:t xml:space="preserve">        for (int i_height = 0; i_height &lt; 2; i_height++)</w:t>
+      </w:r>
+    </w:p>
+    <w:p>
+      <w:r>
+        <w:t xml:space="preserve">        {</w:t>
+      </w:r>
+    </w:p>
+    <w:p>
+      <w:r>
+        <w:t xml:space="preserve">            tex_coord.x = input.Tex.x + float(i_width) * (d_width * 4.0f);</w:t>
+      </w:r>
+    </w:p>
+    <w:p>
+      <w:r>
+        <w:t xml:space="preserve">            tex_coord.y = input.Tex.y + float(i_height) * (d_height * 4.0f);</w:t>
+      </w:r>
+    </w:p>
+    <w:p/>
+    <w:p>
+      <w:r>
+        <w:t xml:space="preserve">            float4 k1 = srcTexture.Sample(samplerState0, tex_coord);</w:t>
+      </w:r>
+    </w:p>
+    <w:p/>
+    <w:p>
+      <w:r>
+        <w:t xml:space="preserve">            Summ_mid += k1.x; </w:t>
+      </w:r>
+    </w:p>
+    <w:p>
+      <w:r>
+        <w:t xml:space="preserve">            if (k1.y &lt; Summ_min) Summ_min = k1.y; </w:t>
+      </w:r>
+    </w:p>
+    <w:p>
+      <w:r>
+        <w:t xml:space="preserve">            if (k1.z &gt; Summ_max) Summ_max = k1.z; </w:t>
+      </w:r>
+    </w:p>
+    <w:p>
+      <w:r>
+        <w:t xml:space="preserve">            Summ_sqr += k1.x * k1.x + k1.w * k1.w; </w:t>
+      </w:r>
+    </w:p>
+    <w:p>
+      <w:r>
+        <w:t xml:space="preserve">        }</w:t>
+      </w:r>
+    </w:p>
+    <w:p>
+      <w:r>
+        <w:t xml:space="preserve">    }</w:t>
+      </w:r>
+    </w:p>
+    <w:p>
+      <w:r>
+        <w:t xml:space="preserve">    Summ_mid /= 4.0f;</w:t>
+      </w:r>
+    </w:p>
+    <w:p>
+      <w:r>
+        <w:t xml:space="preserve">    Summ_sqr = sqrt(abs(Summ_sqr / 4.0f - Summ_mid * Summ_mid));</w:t>
+      </w:r>
+    </w:p>
+    <w:p/>
+    <w:p>
+      <w:r>
+        <w:t xml:space="preserve">    return float4(Summ_mid, Summ_min, Summ_max, Summ_sqr);</w:t>
+      </w:r>
+    </w:p>
+    <w:p>
+      <w:r>
+        <w:t>}</w:t>
+      </w:r>
+    </w:p>
+    <w:p/>
+    <w:p/>
+    <w:p>
+      <w:r>
+        <w:t>// ========================================================================</w:t>
+      </w:r>
+    </w:p>
+    <w:p>
+      <w:r>
+        <w:t>// 5-Й ШЕЙДЕР: Безопасный однопроходный макроанализ блоков 3х3 (Pass 3)</w:t>
+      </w:r>
+    </w:p>
+    <w:p>
+      <w:r>
+        <w:t>// ========================================================================</w:t>
+      </w:r>
+    </w:p>
+    <w:p>
+      <w:r>
+        <w:t>float4 PS_Stage3(VS_OUTPUT input) : SV_Target</w:t>
+      </w:r>
+    </w:p>
+    <w:p>
+      <w:r>
+        <w:t>{</w:t>
+      </w:r>
+    </w:p>
+    <w:p>
+      <w:r>
+        <w:t xml:space="preserve">    // 1. Читаем ИСХОДНЫЙ полноразмерный гладкий пиксель кадра</w:t>
+      </w:r>
+    </w:p>
+    <w:p>
+      <w:r>
+        <w:t xml:space="preserve">    float4 src_color = srcTexture.Sample(samplerState0, input.Tex);</w:t>
+      </w:r>
+    </w:p>
+    <w:p>
+      <w:r>
+        <w:t xml:space="preserve">    float src_gray = dot(src_color.rgb, WEIGHT);</w:t>
+      </w:r>
+    </w:p>
+    <w:p/>
+    <w:p>
+      <w:r>
+        <w:t xml:space="preserve">    // 2. БЕЗОПАСНОЕ ВЫЧИСЛЕНИЕ МАКРОСТАТИСТИКИ БЛОКА 3х3</w:t>
+      </w:r>
+    </w:p>
+    <w:p>
+      <w:r>
+        <w:t xml:space="preserve">    float macro_mid = 0.0f;</w:t>
+      </w:r>
+    </w:p>
+    <w:p>
+      <w:r>
+        <w:lastRenderedPageBreak/>
+        <w:t xml:space="preserve">    float macro_min = 1.0f;</w:t>
+      </w:r>
+    </w:p>
+    <w:p>
+      <w:r>
+        <w:t xml:space="preserve">    float macro_max = 0.0f;</w:t>
+      </w:r>
+    </w:p>
+    <w:p>
+      <w:r>
+        <w:t xml:space="preserve">    float macro_sqr = 0.0f;</w:t>
+      </w:r>
+    </w:p>
+    <w:p>
+      <w:r>
+        <w:t xml:space="preserve">    float2 tex_coord;</w:t>
+      </w:r>
+    </w:p>
+    <w:p/>
+    <w:p>
+      <w:r>
+        <w:t xml:space="preserve">    // Сканируем компактное окно 3х3 пикселя вокруг текущей точки</w:t>
+      </w:r>
+    </w:p>
+    <w:p>
+      <w:r>
+        <w:t xml:space="preserve">    [unroll]</w:t>
+      </w:r>
+    </w:p>
+    <w:p>
+      <w:r>
+        <w:t xml:space="preserve">    for (int i_width = -1; i_width &lt;= 1; i_width++)</w:t>
+      </w:r>
+    </w:p>
+    <w:p>
+      <w:r>
+        <w:t xml:space="preserve">    {</w:t>
+      </w:r>
+    </w:p>
+    <w:p>
+      <w:r>
+        <w:t xml:space="preserve">        for (int i_height = -1; i_height &lt;= 1; i_height++)</w:t>
+      </w:r>
+    </w:p>
+    <w:p>
+      <w:r>
+        <w:t xml:space="preserve">        {</w:t>
+      </w:r>
+    </w:p>
+    <w:p>
+      <w:r>
+        <w:t xml:space="preserve">            // Рассчитываем координаты и принудительно зажимаем их в границы [0.0, 1.0] для защиты от краша!</w:t>
+      </w:r>
+    </w:p>
+    <w:p>
+      <w:r>
+        <w:t xml:space="preserve">            tex_coord.x = saturate(input.Tex.x + float(i_width) * d_width);</w:t>
+      </w:r>
+    </w:p>
+    <w:p>
+      <w:r>
+        <w:t xml:space="preserve">            tex_coord.y = saturate(input.Tex.y + float(i_height) * d_height);</w:t>
+      </w:r>
+    </w:p>
+    <w:p/>
+    <w:p>
+      <w:r>
+        <w:t xml:space="preserve">            float4 k1 = srcTexture.Sample(samplerState0, tex_coord);</w:t>
+      </w:r>
+    </w:p>
+    <w:p>
+      <w:r>
+        <w:t xml:space="preserve">            float gray = dot(k1.rgb, WEIGHT);</w:t>
+      </w:r>
+    </w:p>
+    <w:p/>
+    <w:p>
+      <w:r>
+        <w:t xml:space="preserve">            macro_mid += gray;</w:t>
+      </w:r>
+    </w:p>
+    <w:p>
+      <w:r>
+        <w:t xml:space="preserve">            if (gray &lt; macro_min) macro_min = gray;</w:t>
+      </w:r>
+    </w:p>
+    <w:p>
+      <w:r>
+        <w:t xml:space="preserve">            if (gray &gt; macro_max) macro_max = gray;</w:t>
+      </w:r>
+    </w:p>
+    <w:p>
+      <w:r>
+        <w:t xml:space="preserve">        }</w:t>
+      </w:r>
+    </w:p>
+    <w:p>
+      <w:r>
+        <w:t xml:space="preserve">    }</w:t>
+      </w:r>
+    </w:p>
+    <w:p>
+      <w:r>
+        <w:t xml:space="preserve">    macro_mid /= 9.0f; // Усредняем по блоку 3х3 (9 пикселей)</w:t>
+      </w:r>
+    </w:p>
+    <w:p/>
+    <w:p>
+      <w:r>
+        <w:t xml:space="preserve">    // Расчет локальной дисперсии макроблока 3х3</w:t>
+      </w:r>
+    </w:p>
+    <w:p>
+      <w:r>
+        <w:t xml:space="preserve">    [unroll]</w:t>
+      </w:r>
+    </w:p>
+    <w:p>
+      <w:r>
+        <w:t xml:space="preserve">    for (int j_width = -1; j_width &lt;= 1; j_width++)</w:t>
+      </w:r>
+    </w:p>
+    <w:p>
+      <w:r>
+        <w:t xml:space="preserve">    {</w:t>
+      </w:r>
+    </w:p>
+    <w:p>
+      <w:r>
+        <w:t xml:space="preserve">        for (int j_height = -1; j_height &lt;= 1; j_height++)</w:t>
+      </w:r>
+    </w:p>
+    <w:p>
+      <w:r>
+        <w:t xml:space="preserve">        {</w:t>
+      </w:r>
+    </w:p>
+    <w:p>
+      <w:r>
+        <w:t xml:space="preserve">            tex_coord.x = saturate(input.Tex.x + float(j_width) * d_width);</w:t>
+      </w:r>
+    </w:p>
+    <w:p>
+      <w:r>
+        <w:lastRenderedPageBreak/>
+        <w:t xml:space="preserve">            tex_coord.y = saturate(input.Tex.y + float(j_height) * d_height);</w:t>
+      </w:r>
+    </w:p>
+    <w:p>
+      <w:r>
+        <w:t xml:space="preserve">            </w:t>
+      </w:r>
+    </w:p>
+    <w:p>
+      <w:r>
+        <w:t xml:space="preserve">            float4 k1 = srcTexture.Sample(samplerState0, tex_coord);</w:t>
+      </w:r>
+    </w:p>
+    <w:p>
+      <w:r>
+        <w:t xml:space="preserve">            float gray = dot(k1.rgb, WEIGHT);</w:t>
+      </w:r>
+    </w:p>
+    <w:p>
+      <w:r>
+        <w:t xml:space="preserve">            macro_sqr += (gray - macro_mid) * (gray - macro_mid);</w:t>
+      </w:r>
+    </w:p>
+    <w:p>
+      <w:r>
+        <w:t xml:space="preserve">        }</w:t>
+      </w:r>
+    </w:p>
+    <w:p>
+      <w:r>
+        <w:t xml:space="preserve">    }</w:t>
+      </w:r>
+    </w:p>
+    <w:p>
+      <w:r>
+        <w:t xml:space="preserve">    macro_sqr = sqrt(macro_sqr / 9.0f);</w:t>
+      </w:r>
+    </w:p>
+    <w:p/>
+    <w:p>
+      <w:r>
+        <w:t xml:space="preserve">    // 3. ФУНДАМЕНТАЛЬНАЯ ФОРМУЛА ЛОКАЛЬНОГО КОНТРАСТА С ЗАЩИТОЙ ИЗ ШАГА 131 [INDEX_124, INDEX_131]</w:t>
+      </w:r>
+    </w:p>
+    <w:p>
+      <w:r>
+        <w:t xml:space="preserve">    float delta = src_gray - macro_mid;</w:t>
+      </w:r>
+    </w:p>
+    <w:p>
+      <w:r>
+        <w:t xml:space="preserve">    float denom = (macro_max - macro_min) + 0.05f; // Смягчающий коэффициент против клякс! [INDEX_131]</w:t>
+      </w:r>
+    </w:p>
+    <w:p>
+      <w:r>
+        <w:t xml:space="preserve">    float local_contrast = delta / denom;</w:t>
+      </w:r>
+    </w:p>
+    <w:p/>
+    <w:p>
+      <w:r>
+        <w:t xml:space="preserve">    // Жестко ограничиваем размах локального контраста для плавности полутонов лица [INDEX_131]</w:t>
+      </w:r>
+    </w:p>
+    <w:p>
+      <w:r>
+        <w:t xml:space="preserve">    local_contrast = clamp(local_contrast, -1.5f, 1.5f);</w:t>
+      </w:r>
+    </w:p>
+    <w:p/>
+    <w:p>
+      <w:r>
+        <w:t xml:space="preserve">    // Сборка финальной гладкой яркости</w:t>
+      </w:r>
+    </w:p>
+    <w:p>
+      <w:r>
+        <w:t xml:space="preserve">    float out_gray = macro_mid + local_contrast * (macro_sqr * 2.0f); // Коэффициент сочности 2.0f</w:t>
+      </w:r>
+    </w:p>
+    <w:p>
+      <w:r>
+        <w:t xml:space="preserve">    out_gray = saturate(out_gray);</w:t>
+      </w:r>
+    </w:p>
+    <w:p/>
+    <w:p>
+      <w:r>
+        <w:t xml:space="preserve">    return float4(out_gray, out_gray, out_gray, 1.0f);</w:t>
+      </w:r>
+    </w:p>
+    <w:p>
+      <w:r>
+        <w:t>}</w:t>
+      </w:r>
+    </w:p>
+    <w:p/>
+    <w:p/>
+    <w:p>
+      <w:r>
+        <w:t>// ========================================================================</w:t>
+      </w:r>
+    </w:p>
+    <w:p>
+      <w:r>
+        <w:t>// 6-Й ШЕЙДЕР: Чистый вывод шторки "До / После" (Pass 4)</w:t>
+      </w:r>
+    </w:p>
+    <w:p>
+      <w:r>
+        <w:t>// ========================================================================</w:t>
+      </w:r>
+    </w:p>
+    <w:p>
+      <w:r>
+        <w:t>float4 PS_Final(VS_OUTPUT input) : SV_Target</w:t>
+      </w:r>
+    </w:p>
+    <w:p>
+      <w:r>
+        <w:t>{</w:t>
+      </w:r>
+    </w:p>
+    <w:p>
+      <w:r>
+        <w:lastRenderedPageBreak/>
+        <w:t xml:space="preserve">    // 1. Читаем ИСХОДНЫЙ полноразмерный монохромный кадр (слот t0)</w:t>
+      </w:r>
+    </w:p>
+    <w:p>
+      <w:r>
+        <w:t xml:space="preserve">    float4 src_color = srcTexture.Sample(samplerState0, input.Tex);</w:t>
+      </w:r>
+    </w:p>
+    <w:p>
+      <w:r>
+        <w:t xml:space="preserve">    float src_gray = dot(src_color.rgb, WEIGHT);</w:t>
+      </w:r>
+    </w:p>
+    <w:p/>
+    <w:p>
+      <w:r>
+        <w:t xml:space="preserve">    // ИНТЕЛЛЕКТУАЛЬНАЯ ШТОРКА СРАВНЕНИЯ:</w:t>
+      </w:r>
+    </w:p>
+    <w:p>
+      <w:r>
+        <w:t xml:space="preserve">    // Если пиксель находится в ЛЕВОЙ половине экрана — выводим чистый оригинал</w:t>
+      </w:r>
+    </w:p>
+    <w:p>
+      <w:r>
+        <w:t xml:space="preserve">    if (input.Tex.x &lt; 0.5f)</w:t>
+      </w:r>
+    </w:p>
+    <w:p>
+      <w:r>
+        <w:t xml:space="preserve">    {</w:t>
+      </w:r>
+    </w:p>
+    <w:p>
+      <w:r>
+        <w:t xml:space="preserve">        return float4(src_gray, src_gray, src_gray, 1.0f);</w:t>
+      </w:r>
+    </w:p>
+    <w:p>
+      <w:r>
+        <w:t xml:space="preserve">    }</w:t>
+      </w:r>
+    </w:p>
+    <w:p/>
+    <w:p>
+      <w:r>
+        <w:t xml:space="preserve">    // --- ПРАВАЯ ПОЛОВИНА: Выводим уже готовый, отфильтрованный гладкий кадр из Stage3 ---</w:t>
+      </w:r>
+    </w:p>
+    <w:p>
+      <w:r>
+        <w:t xml:space="preserve">    // Читаем результат работы 5-го шейдера из специального слота t1</w:t>
+      </w:r>
+    </w:p>
+    <w:p>
+      <w:r>
+        <w:t xml:space="preserve">    float4 filtered_color = statsTexture.Sample(samplerState0, input.Tex);</w:t>
+      </w:r>
+    </w:p>
+    <w:p>
+      <w:r>
+        <w:t xml:space="preserve">    float gray_filtered = filtered_color.x; </w:t>
+      </w:r>
+    </w:p>
+    <w:p/>
+    <w:p>
+      <w:r>
+        <w:t xml:space="preserve">    // Применяем финальную гамма-коррекцию из 2011 года для проявления деталей</w:t>
+      </w:r>
+    </w:p>
+    <w:p>
+      <w:r>
+        <w:t xml:space="preserve">    float corrected_gray = pow(abs(gray_filtered), 1.0f / 2.2f);</w:t>
+      </w:r>
+    </w:p>
+    <w:p>
+      <w:r>
+        <w:t xml:space="preserve">    corrected_gray = corrected_gray * 1.05f - 0.02f;</w:t>
+      </w:r>
+    </w:p>
+    <w:p>
+      <w:r>
+        <w:t xml:space="preserve">    corrected_gray = saturate(corrected_gray);</w:t>
+      </w:r>
+    </w:p>
+    <w:p/>
+    <w:p>
+      <w:r>
+        <w:t xml:space="preserve">    // Рисуем тонкую разделительную черную линию ровно по центру экрана</w:t>
+      </w:r>
+    </w:p>
+    <w:p>
+      <w:r>
+        <w:t xml:space="preserve">    if (abs(input.Tex.x - 0.5f) &lt; 0.002f)</w:t>
+      </w:r>
+    </w:p>
+    <w:p>
+      <w:r>
+        <w:t xml:space="preserve">    {</w:t>
+      </w:r>
+    </w:p>
+    <w:p>
+      <w:r>
+        <w:t xml:space="preserve">        return float4(0.0f, 0.0f, 0.0f, 1.0f);</w:t>
+      </w:r>
+    </w:p>
+    <w:p>
+      <w:r>
+        <w:t xml:space="preserve">    }</w:t>
+      </w:r>
+    </w:p>
+    <w:p/>
+    <w:p>
+      <w:r>
+        <w:t xml:space="preserve">    // Выводим гладкий результат высокой четкости</w:t>
+      </w:r>
+    </w:p>
+    <w:p>
+      <w:r>
+        <w:t xml:space="preserve">    return float4(corrected_gray, corrected_gray, corrected_gray, 1.0f);</w:t>
+      </w:r>
+    </w:p>
+    <w:p>
+      <w:r>
+        <w:t>}</w:t>
+      </w:r>
+    </w:p>
+    <w:p/>
+    <w:p>
+      <w:r>
+        <w:t>// ========================================================================</w:t>
+      </w:r>
+    </w:p>
+    <w:p>
+      <w:r>
+        <w:lastRenderedPageBreak/>
+        <w:t>// ДОПОЛНИТЕЛЬНЫЙ ШЕЙДЕР: Качественное сжатие кадра ровно в 2 раза (Downsample)</w:t>
+      </w:r>
+    </w:p>
+    <w:p>
+      <w:r>
+        <w:t>// ========================================================================</w:t>
+      </w:r>
+    </w:p>
+    <w:p>
+      <w:r>
+        <w:t>Texture2D inputTexture : register(t0); // Входная текстура предыдущего масштаба</w:t>
+      </w:r>
+    </w:p>
+    <w:p/>
+    <w:p>
+      <w:r>
+        <w:t>float4 PS_Downsample2X(VS_OUTPUT input) : SV_Target</w:t>
+      </w:r>
+    </w:p>
+    <w:p>
+      <w:r>
+        <w:t>{</w:t>
+      </w:r>
+    </w:p>
+    <w:p>
+      <w:r>
+        <w:t xml:space="preserve">    // d_width и d_height хранят шаг одного пикселя (1.0 / размер_входной_текстуры)</w:t>
+      </w:r>
+    </w:p>
+    <w:p>
+      <w:r>
+        <w:t xml:space="preserve">    float2 offset = float2(d_width, d_height);</w:t>
+      </w:r>
+    </w:p>
+    <w:p/>
+    <w:p>
+      <w:r>
+        <w:t xml:space="preserve">    // Считываем блок 2х2 соседних пикселей</w:t>
+      </w:r>
+    </w:p>
+    <w:p>
+      <w:r>
+        <w:t xml:space="preserve">    float4 p00 = inputTexture.Sample(samplerState0, input.Tex);</w:t>
+      </w:r>
+    </w:p>
+    <w:p>
+      <w:r>
+        <w:t xml:space="preserve">    float4 p10 = inputTexture.Sample(samplerState0, input.Tex + float2(offset.x, 0.0f));</w:t>
+      </w:r>
+    </w:p>
+    <w:p>
+      <w:r>
+        <w:t xml:space="preserve">    float4 p01 = inputTexture.Sample(samplerState0, input.Tex + float2(0.0f, offset.y));</w:t>
+      </w:r>
+    </w:p>
+    <w:p>
+      <w:r>
+        <w:t xml:space="preserve">    float4 p11 = inputTexture.Sample(samplerState0, input.Tex + offset);</w:t>
+      </w:r>
+    </w:p>
+    <w:p/>
+    <w:p>
+      <w:r>
+        <w:t xml:space="preserve">    // Возвращаем строгое среднее арифметическое без замыливания</w:t>
+      </w:r>
+    </w:p>
+    <w:p>
+      <w:r>
+        <w:t xml:space="preserve">    return (p00 + p10 + p01 + p11) / 4.0f;</w:t>
+      </w:r>
+    </w:p>
+    <w:p>
+      <w:r>
+        <w:t>}</w:t>
+      </w:r>
+    </w:p>
+    <w:p/>
+    <w:p/>
     <w:sectPr>
       <w:pgSz w:w="11906" w:h="16838"/>
       <w:pgMar w:top="1134" w:right="850" w:bottom="1134" w:left="1701" w:header="708" w:footer="708" w:gutter="0"/>
@@ -496,7 +1062,7 @@
 </file>
 
 <file path=word/styles.xml><?xml version="1.0" encoding="utf-8"?>
-<w:styles xmlns:mc="http://schemas.openxmlformats.org/markup-compatibility/2006" xmlns:r="http://schemas.openxmlformats.org/officeDocument/2006/relationships" xmlns:w="http://schemas.openxmlformats.org/wordprocessingml/2006/main" xmlns:w14="http://schemas.microsoft.com/office/word/2010/wordml" xmlns:w15="http://schemas.microsoft.com/office/word/2012/wordml" xmlns:w16cex="http://schemas.microsoft.com/office/word/2018/wordml/cex" xmlns:w16cid="http://schemas.microsoft.com/office/word/2016/wordml/cid" xmlns:w16="http://schemas.microsoft.com/office/word/2018/wordml" xmlns:w16sdtdh="http://schemas.microsoft.com/office/word/2020/wordml/sdtdatahash" xmlns:w16se="http://schemas.microsoft.com/office/word/2015/wordml/symex" mc:Ignorable="w14 w15 w16se w16cid w16 w16cex w16sdtdh">
+<w:styles xmlns:mc="http://schemas.openxmlformats.org/markup-compatibility/2006" xmlns:r="http://schemas.openxmlformats.org/officeDocument/2006/relationships" xmlns:w="http://schemas.openxmlformats.org/wordprocessingml/2006/main" xmlns:w14="http://schemas.microsoft.com/office/word/2010/wordml" xmlns:w15="http://schemas.microsoft.com/office/word/2012/wordml" xmlns:w16cex="http://schemas.microsoft.com/office/word/2018/wordml/cex" xmlns:w16cid="http://schemas.microsoft.com/office/word/2016/wordml/cid" xmlns:w16="http://schemas.microsoft.com/office/word/2018/wordml" xmlns:w16du="http://schemas.microsoft.com/office/word/2023/wordml/word16du" xmlns:w16sdtdh="http://schemas.microsoft.com/office/word/2020/wordml/sdtdatahash" xmlns:w16sdtfl="http://schemas.microsoft.com/office/word/2024/wordml/sdtformatlock" xmlns:w16se="http://schemas.microsoft.com/office/word/2015/wordml/symex" mc:Ignorable="w14 w15 w16se w16cid w16 w16cex w16sdtdh w16sdtfl w16du">
   <w:docDefaults>
     <w:rPrDefault>
       <w:rPr>
@@ -897,7 +1463,6 @@
   <w:style w:type="character" w:default="1" w:styleId="a0">
     <w:name w:val="Default Paragraph Font"/>
     <w:uiPriority w:val="1"/>
-    <w:semiHidden/>
     <w:unhideWhenUsed/>
   </w:style>
   <w:style w:type="table" w:default="1" w:styleId="a1">

--- a/shaders_hlsl.docx
+++ b/shaders_hlsl.docx
@@ -3003,50 +3003,20 @@
         <w:rPr>
           <w:lang w:val="en-US"/>
         </w:rPr>
-        <w:t xml:space="preserve">    </w:t>
-      </w:r>
-    </w:p>
-    <w:p>
-      <w:r>
-        <w:rPr>
-          <w:lang w:val="en-US"/>
-        </w:rPr>
-        <w:t xml:space="preserve">    </w:t>
-      </w:r>
-      <w:r>
-        <w:t xml:space="preserve">// Получаем чистый, </w:t>
-      </w:r>
-      <w:proofErr w:type="spellStart"/>
-      <w:r>
-        <w:t>неплывущий</w:t>
-      </w:r>
-      <w:proofErr w:type="spellEnd"/>
-      <w:r>
-        <w:t xml:space="preserve"> номер </w:t>
-      </w:r>
-      <w:proofErr w:type="spellStart"/>
-      <w:r>
-        <w:t>макроблока</w:t>
-      </w:r>
-      <w:proofErr w:type="spellEnd"/>
-      <w:r>
-        <w:t xml:space="preserve"> 4х4 через целые числа экрана</w:t>
-      </w:r>
-    </w:p>
-    <w:p>
-      <w:pPr>
-        <w:rPr>
-          <w:lang w:val="en-US"/>
-        </w:rPr>
-      </w:pPr>
-      <w:r>
-        <w:t xml:space="preserve">    </w:t>
-      </w:r>
-      <w:r>
-        <w:rPr>
-          <w:lang w:val="en-US"/>
-        </w:rPr>
-        <w:t>int block_x = int(input.Pos.x) / 4;</w:t>
+        <w:t xml:space="preserve"> </w:t>
+      </w:r>
+    </w:p>
+    <w:p>
+      <w:pPr>
+        <w:rPr>
+          <w:lang w:val="en-US"/>
+        </w:rPr>
+      </w:pPr>
+      <w:r>
+        <w:rPr>
+          <w:lang w:val="en-US"/>
+        </w:rPr>
+        <w:t xml:space="preserve">    int block_x = int(input.Pos.x) / 4;</w:t>
       </w:r>
     </w:p>
     <w:p>
@@ -3077,149 +3047,34 @@
         <w:t xml:space="preserve">    </w:t>
       </w:r>
       <w:r>
-        <w:t>// Жестко и без сбоев округления выбираем нужную функцию зоны</w:t>
-      </w:r>
-    </w:p>
-    <w:p>
-      <w:pPr>
-        <w:rPr>
-          <w:lang w:val="en-US"/>
-        </w:rPr>
-      </w:pPr>
-      <w:r>
-        <w:t xml:space="preserve">    </w:t>
-      </w:r>
-      <w:r>
-        <w:rPr>
-          <w:lang w:val="en-US"/>
-        </w:rPr>
-        <w:t>if (block_x % 2 == 0)</w:t>
-      </w:r>
-    </w:p>
-    <w:p>
-      <w:pPr>
-        <w:rPr>
-          <w:lang w:val="en-US"/>
-        </w:rPr>
-      </w:pPr>
-      <w:r>
-        <w:rPr>
-          <w:lang w:val="en-US"/>
-        </w:rPr>
-        <w:t xml:space="preserve">    {</w:t>
-      </w:r>
-    </w:p>
-    <w:p>
-      <w:pPr>
-        <w:rPr>
-          <w:lang w:val="en-US"/>
-        </w:rPr>
-      </w:pPr>
-      <w:r>
-        <w:rPr>
-          <w:lang w:val="en-US"/>
-        </w:rPr>
+        <w:t>// === МЫ ВСЁ СТЁРЛИ И ВСТАВИЛИ ТОЛЬКО ЭТУ ОДНУ СТРОЧКУ ТЕСТА ===</w:t>
+      </w:r>
+    </w:p>
+    <w:p>
+      <w:pPr>
+        <w:rPr>
+          <w:lang w:val="en-US"/>
+        </w:rPr>
+      </w:pPr>
+      <w:r>
+        <w:t xml:space="preserve">    </w:t>
+      </w:r>
+      <w:r>
+        <w:rPr>
+          <w:lang w:val="en-US"/>
+        </w:rPr>
+        <w:t>return srcTexture.Sample(samplerState0, input.Tex);</w:t>
+      </w:r>
+    </w:p>
+    <w:p>
+      <w:r>
+        <w:t>}</w:t>
+      </w:r>
+    </w:p>
+    <w:p/>
+    <w:p>
+      <w:r>
         <w:lastRenderedPageBreak/>
-        <w:t xml:space="preserve">        if (block_y % 2 == 0) return func_LT(tex0, input.Pos);</w:t>
-      </w:r>
-    </w:p>
-    <w:p>
-      <w:pPr>
-        <w:rPr>
-          <w:lang w:val="en-US"/>
-        </w:rPr>
-      </w:pPr>
-      <w:r>
-        <w:rPr>
-          <w:lang w:val="en-US"/>
-        </w:rPr>
-        <w:t xml:space="preserve">        else return func_LB(tex0, input.Pos);</w:t>
-      </w:r>
-    </w:p>
-    <w:p>
-      <w:pPr>
-        <w:rPr>
-          <w:lang w:val="en-US"/>
-        </w:rPr>
-      </w:pPr>
-      <w:r>
-        <w:rPr>
-          <w:lang w:val="en-US"/>
-        </w:rPr>
-        <w:t xml:space="preserve">    }</w:t>
-      </w:r>
-    </w:p>
-    <w:p>
-      <w:pPr>
-        <w:rPr>
-          <w:lang w:val="en-US"/>
-        </w:rPr>
-      </w:pPr>
-      <w:r>
-        <w:rPr>
-          <w:lang w:val="en-US"/>
-        </w:rPr>
-        <w:t xml:space="preserve">    else</w:t>
-      </w:r>
-    </w:p>
-    <w:p>
-      <w:pPr>
-        <w:rPr>
-          <w:lang w:val="en-US"/>
-        </w:rPr>
-      </w:pPr>
-      <w:r>
-        <w:rPr>
-          <w:lang w:val="en-US"/>
-        </w:rPr>
-        <w:t xml:space="preserve">    {</w:t>
-      </w:r>
-    </w:p>
-    <w:p>
-      <w:pPr>
-        <w:rPr>
-          <w:lang w:val="en-US"/>
-        </w:rPr>
-      </w:pPr>
-      <w:r>
-        <w:rPr>
-          <w:lang w:val="en-US"/>
-        </w:rPr>
-        <w:t xml:space="preserve">        if (block_y % 2 == 0) return func_RT(tex0, input.Pos);</w:t>
-      </w:r>
-    </w:p>
-    <w:p>
-      <w:pPr>
-        <w:rPr>
-          <w:lang w:val="en-US"/>
-        </w:rPr>
-      </w:pPr>
-      <w:r>
-        <w:rPr>
-          <w:lang w:val="en-US"/>
-        </w:rPr>
-        <w:t xml:space="preserve">        else return func_RB(tex0, input.Pos);</w:t>
-      </w:r>
-    </w:p>
-    <w:p>
-      <w:r>
-        <w:rPr>
-          <w:lang w:val="en-US"/>
-        </w:rPr>
-        <w:t xml:space="preserve">    </w:t>
-      </w:r>
-      <w:r>
-        <w:t>}</w:t>
-      </w:r>
-    </w:p>
-    <w:p>
-      <w:r>
-        <w:t>}</w:t>
-      </w:r>
-    </w:p>
-    <w:p/>
-    <w:p>
-      <w:r>
         <w:t>// ШЕЙДЕР СКВОЗНОГО КОПИРОВАНИЯ ЭКРАНА С УЧЕТОМ ШТОРКИ ДО/ПОСЛЕ</w:t>
       </w:r>
     </w:p>
@@ -3535,7 +3390,108 @@
         <w:rPr>
           <w:lang w:val="en-US"/>
         </w:rPr>
+        <w:t>{</w:t>
+      </w:r>
+    </w:p>
+    <w:p>
+      <w:pPr>
+        <w:rPr>
+          <w:lang w:val="en-US"/>
+        </w:rPr>
+      </w:pPr>
+      <w:r>
+        <w:rPr>
+          <w:lang w:val="en-US"/>
+        </w:rPr>
+        <w:t xml:space="preserve">    return srcTexture.Sample(samplerState0, input.Tex);</w:t>
+      </w:r>
+    </w:p>
+    <w:p>
+      <w:r>
+        <w:t>}</w:t>
+      </w:r>
+    </w:p>
+    <w:p/>
+    <w:p>
+      <w:r>
+        <w:t>// ВРЕМЕННАЯ ЗАГЛУШКА ДЛЯ ИНИЦИАЛИЗАЦИИ ОБЪЕКТА В MAIN.CPP</w:t>
+      </w:r>
+    </w:p>
+    <w:p>
+      <w:pPr>
+        <w:rPr>
+          <w:lang w:val="en-US"/>
+        </w:rPr>
+      </w:pPr>
+      <w:r>
+        <w:rPr>
+          <w:lang w:val="en-US"/>
+        </w:rPr>
+        <w:t>float4 PS(VS_OUTPUT input) : SV_Target</w:t>
+      </w:r>
+    </w:p>
+    <w:p>
+      <w:pPr>
+        <w:rPr>
+          <w:lang w:val="en-US"/>
+        </w:rPr>
+      </w:pPr>
+      <w:r>
+        <w:rPr>
+          <w:lang w:val="en-US"/>
+        </w:rPr>
+        <w:t>{</w:t>
+      </w:r>
+    </w:p>
+    <w:p>
+      <w:pPr>
+        <w:rPr>
+          <w:lang w:val="en-US"/>
+        </w:rPr>
+      </w:pPr>
+      <w:r>
+        <w:rPr>
+          <w:lang w:val="en-US"/>
+        </w:rPr>
+        <w:t xml:space="preserve">    return srcTexture.Sample(samplerState0, input.Tex);</w:t>
+      </w:r>
+    </w:p>
+    <w:p>
+      <w:r>
+        <w:t>}</w:t>
+      </w:r>
+    </w:p>
+    <w:p/>
+    <w:p>
+      <w:r>
         <w:lastRenderedPageBreak/>
+        <w:t>// === ОФИЦИАЛЬНЫЕ ЗАГЛУШКИ ДЛЯ ЧИСТОГО СТАРТА ПРОГРАММЫ БЕЗ ОШИБОК ===</w:t>
+      </w:r>
+    </w:p>
+    <w:p/>
+    <w:p>
+      <w:pPr>
+        <w:rPr>
+          <w:lang w:val="en-US"/>
+        </w:rPr>
+      </w:pPr>
+      <w:r>
+        <w:rPr>
+          <w:lang w:val="en-US"/>
+        </w:rPr>
+        <w:t>float4 PS_Downsample2X(VS_OUTPUT input) : SV_Target</w:t>
+      </w:r>
+    </w:p>
+    <w:p>
+      <w:pPr>
+        <w:rPr>
+          <w:lang w:val="en-US"/>
+        </w:rPr>
+      </w:pPr>
+      <w:r>
+        <w:rPr>
+          <w:lang w:val="en-US"/>
+        </w:rPr>
         <w:t>{</w:t>
       </w:r>
     </w:p>
@@ -3560,20 +3516,20 @@
     <w:p/>
     <w:p>
       <w:r>
-        <w:t>// ВРЕМЕННАЯ ЗАГЛУШКА ДЛЯ ИНИЦИАЛИЗАЦИИ ОБЪЕКТА В MAIN.CPP</w:t>
-      </w:r>
-    </w:p>
-    <w:p>
-      <w:pPr>
-        <w:rPr>
-          <w:lang w:val="en-US"/>
-        </w:rPr>
-      </w:pPr>
-      <w:r>
-        <w:rPr>
-          <w:lang w:val="en-US"/>
-        </w:rPr>
-        <w:t>float4 PS(VS_OUTPUT input) : SV_Target</w:t>
+        <w:t>// === НАСТОЯЩЕЕ АППАРАТНОЕ СЖАТИЕ БЛОКОВ 4х4 В SHADERS.HLSL ===</w:t>
+      </w:r>
+    </w:p>
+    <w:p>
+      <w:pPr>
+        <w:rPr>
+          <w:lang w:val="en-US"/>
+        </w:rPr>
+      </w:pPr>
+      <w:r>
+        <w:rPr>
+          <w:lang w:val="en-US"/>
+        </w:rPr>
+        <w:t>float4 PS_Stage2(VS_OUTPUT input) : SV_Target</w:t>
       </w:r>
     </w:p>
     <w:p>
@@ -3599,32 +3555,278 @@
         <w:rPr>
           <w:lang w:val="en-US"/>
         </w:rPr>
-        <w:t xml:space="preserve">    return srcTexture.Sample(samplerState0, input.Tex);</w:t>
-      </w:r>
-    </w:p>
-    <w:p>
+        <w:t xml:space="preserve">    float4 color_sum = float4(0.0f, 0.0f, 0.0f, 0.0f);</w:t>
+      </w:r>
+    </w:p>
+    <w:p>
+      <w:pPr>
+        <w:rPr>
+          <w:lang w:val="en-US"/>
+        </w:rPr>
+      </w:pPr>
+      <w:r>
+        <w:rPr>
+          <w:lang w:val="en-US"/>
+        </w:rPr>
+        <w:t xml:space="preserve">    </w:t>
+      </w:r>
+    </w:p>
+    <w:p>
+      <w:r>
+        <w:rPr>
+          <w:lang w:val="en-US"/>
+        </w:rPr>
+        <w:t xml:space="preserve">    </w:t>
+      </w:r>
+      <w:r>
+        <w:t xml:space="preserve">// Запускаем цикл по всему </w:t>
+      </w:r>
+      <w:proofErr w:type="spellStart"/>
+      <w:r>
+        <w:t>макроблоку</w:t>
+      </w:r>
+      <w:proofErr w:type="spellEnd"/>
+      <w:r>
+        <w:t xml:space="preserve"> 4х4 пикселя</w:t>
+      </w:r>
+    </w:p>
+    <w:p>
+      <w:pPr>
+        <w:rPr>
+          <w:lang w:val="en-US"/>
+        </w:rPr>
+      </w:pPr>
+      <w:r>
+        <w:t xml:space="preserve">    </w:t>
+      </w:r>
+      <w:r>
+        <w:rPr>
+          <w:lang w:val="en-US"/>
+        </w:rPr>
+        <w:t>for (int x = 0; x &lt; 4; x++)</w:t>
+      </w:r>
+    </w:p>
+    <w:p>
+      <w:pPr>
+        <w:rPr>
+          <w:lang w:val="en-US"/>
+        </w:rPr>
+      </w:pPr>
+      <w:r>
+        <w:rPr>
+          <w:lang w:val="en-US"/>
+        </w:rPr>
+        <w:t xml:space="preserve">    {</w:t>
+      </w:r>
+    </w:p>
+    <w:p>
+      <w:pPr>
+        <w:rPr>
+          <w:lang w:val="en-US"/>
+        </w:rPr>
+      </w:pPr>
+      <w:r>
+        <w:rPr>
+          <w:lang w:val="en-US"/>
+        </w:rPr>
+        <w:t xml:space="preserve">        for (int y = 0; y &lt; 4; y++)</w:t>
+      </w:r>
+    </w:p>
+    <w:p>
+      <w:r>
+        <w:rPr>
+          <w:lang w:val="en-US"/>
+        </w:rPr>
+        <w:t xml:space="preserve">        </w:t>
+      </w:r>
+      <w:r>
+        <w:t>{</w:t>
+      </w:r>
+    </w:p>
+    <w:p>
+      <w:r>
+        <w:t xml:space="preserve">            // Вычисляем точный сдвиг для каждого из 16 пикселей внутри блока</w:t>
+      </w:r>
+    </w:p>
+    <w:p>
+      <w:r>
+        <w:t xml:space="preserve">            // </w:t>
+      </w:r>
+      <w:proofErr w:type="spellStart"/>
+      <w:r>
+        <w:t>d_width</w:t>
+      </w:r>
+      <w:proofErr w:type="spellEnd"/>
+      <w:r>
+        <w:t xml:space="preserve"> и </w:t>
+      </w:r>
+      <w:proofErr w:type="spellStart"/>
+      <w:r>
+        <w:t>d_height</w:t>
+      </w:r>
+      <w:proofErr w:type="spellEnd"/>
+      <w:r>
+        <w:t xml:space="preserve"> — это наши шаги константного буфера</w:t>
+      </w:r>
+    </w:p>
+    <w:p>
+      <w:pPr>
+        <w:rPr>
+          <w:lang w:val="en-US"/>
+        </w:rPr>
+      </w:pPr>
+      <w:r>
+        <w:t xml:space="preserve">            </w:t>
+      </w:r>
+      <w:r>
+        <w:rPr>
+          <w:lang w:val="en-US"/>
+        </w:rPr>
+        <w:t>float2 uv_offset = input.Tex + float2(x * d_width, y * d_height);</w:t>
+      </w:r>
+    </w:p>
+    <w:p>
+      <w:pPr>
+        <w:rPr>
+          <w:lang w:val="en-US"/>
+        </w:rPr>
+      </w:pPr>
+      <w:r>
+        <w:rPr>
+          <w:lang w:val="en-US"/>
+        </w:rPr>
+        <w:t xml:space="preserve">            </w:t>
+      </w:r>
+    </w:p>
+    <w:p>
+      <w:pPr>
+        <w:rPr>
+          <w:lang w:val="en-US"/>
+        </w:rPr>
+      </w:pPr>
+      <w:r>
+        <w:rPr>
+          <w:lang w:val="en-US"/>
+        </w:rPr>
+        <w:t xml:space="preserve">            // </w:t>
+      </w:r>
+      <w:r>
+        <w:t>Суммируем</w:t>
+      </w:r>
+      <w:r>
+        <w:rPr>
+          <w:lang w:val="en-US"/>
+        </w:rPr>
+        <w:t xml:space="preserve"> </w:t>
+      </w:r>
+      <w:r>
+        <w:t>цвета</w:t>
+      </w:r>
+      <w:r>
+        <w:rPr>
+          <w:lang w:val="en-US"/>
+        </w:rPr>
+        <w:t xml:space="preserve"> </w:t>
+      </w:r>
+      <w:r>
+        <w:t>всех</w:t>
+      </w:r>
+      <w:r>
+        <w:rPr>
+          <w:lang w:val="en-US"/>
+        </w:rPr>
+        <w:t xml:space="preserve"> </w:t>
+      </w:r>
+      <w:r>
+        <w:t>точек</w:t>
+      </w:r>
+    </w:p>
+    <w:p>
+      <w:pPr>
+        <w:rPr>
+          <w:lang w:val="en-US"/>
+        </w:rPr>
+      </w:pPr>
+      <w:r>
+        <w:rPr>
+          <w:lang w:val="en-US"/>
+        </w:rPr>
+        <w:t xml:space="preserve">            color_sum += srcTexture.Sample(samplerState0, uv_offset);</w:t>
+      </w:r>
+    </w:p>
+    <w:p>
+      <w:r>
+        <w:rPr>
+          <w:lang w:val="en-US"/>
+        </w:rPr>
+        <w:t xml:space="preserve">        </w:t>
+      </w:r>
       <w:r>
         <w:t>}</w:t>
       </w:r>
     </w:p>
-    <w:p/>
-    <w:p>
-      <w:r>
-        <w:t>// === ОФИЦИАЛЬНЫЕ ЗАГЛУШКИ ДЛЯ ЧИСТОГО СТАРТА ПРОГРАММЫ БЕЗ ОШИБОК ===</w:t>
-      </w:r>
-    </w:p>
-    <w:p/>
-    <w:p>
-      <w:pPr>
-        <w:rPr>
-          <w:lang w:val="en-US"/>
-        </w:rPr>
-      </w:pPr>
-      <w:r>
-        <w:rPr>
-          <w:lang w:val="en-US"/>
-        </w:rPr>
-        <w:t>float4 PS_Downsample2X(VS_OUTPUT input) : SV_Target</w:t>
+    <w:p>
+      <w:r>
+        <w:t xml:space="preserve">    }</w:t>
+      </w:r>
+    </w:p>
+    <w:p>
+      <w:r>
+        <w:t xml:space="preserve">    </w:t>
+      </w:r>
+    </w:p>
+    <w:p>
+      <w:r>
+        <w:t xml:space="preserve">    // Честно делим сумму на 16 пикселей, получая идеальное среднее значение фона!</w:t>
+      </w:r>
+    </w:p>
+    <w:p>
+      <w:pPr>
+        <w:rPr>
+          <w:lang w:val="en-US"/>
+        </w:rPr>
+      </w:pPr>
+      <w:r>
+        <w:t xml:space="preserve">    </w:t>
+      </w:r>
+      <w:r>
+        <w:rPr>
+          <w:lang w:val="en-US"/>
+        </w:rPr>
+        <w:t>return color_sum / 16.0f;</w:t>
+      </w:r>
+    </w:p>
+    <w:p>
+      <w:pPr>
+        <w:rPr>
+          <w:lang w:val="en-US"/>
+        </w:rPr>
+      </w:pPr>
+      <w:r>
+        <w:rPr>
+          <w:lang w:val="en-US"/>
+        </w:rPr>
+        <w:t>}</w:t>
+      </w:r>
+    </w:p>
+    <w:p>
+      <w:pPr>
+        <w:rPr>
+          <w:lang w:val="en-US"/>
+        </w:rPr>
+      </w:pPr>
+    </w:p>
+    <w:p>
+      <w:pPr>
+        <w:rPr>
+          <w:lang w:val="en-US"/>
+        </w:rPr>
+      </w:pPr>
+      <w:r>
+        <w:rPr>
+          <w:lang w:val="en-US"/>
+        </w:rPr>
+        <w:t>float4 PS_PixelShaderStage2(VS_OUTPUT input) : SV_Target</w:t>
       </w:r>
     </w:p>
     <w:p>
@@ -3650,325 +3852,7 @@
         <w:rPr>
           <w:lang w:val="en-US"/>
         </w:rPr>
-        <w:t xml:space="preserve">    return srcTexture.Sample(samplerState0, input.Tex);</w:t>
-      </w:r>
-    </w:p>
-    <w:p>
-      <w:r>
-        <w:t>}</w:t>
-      </w:r>
-    </w:p>
-    <w:p/>
-    <w:p>
-      <w:r>
-        <w:t>// === НАСТОЯЩЕЕ АППАРАТНОЕ СЖАТИЕ БЛОКОВ 4х4 В SHADERS.HLSL ===</w:t>
-      </w:r>
-    </w:p>
-    <w:p>
-      <w:pPr>
-        <w:rPr>
-          <w:lang w:val="en-US"/>
-        </w:rPr>
-      </w:pPr>
-      <w:r>
-        <w:rPr>
-          <w:lang w:val="en-US"/>
-        </w:rPr>
-        <w:t>float4 PS_Stage2(VS_OUTPUT input) : SV_Target</w:t>
-      </w:r>
-    </w:p>
-    <w:p>
-      <w:pPr>
-        <w:rPr>
-          <w:lang w:val="en-US"/>
-        </w:rPr>
-      </w:pPr>
-      <w:r>
-        <w:rPr>
-          <w:lang w:val="en-US"/>
-        </w:rPr>
-        <w:t>{</w:t>
-      </w:r>
-    </w:p>
-    <w:p>
-      <w:pPr>
-        <w:rPr>
-          <w:lang w:val="en-US"/>
-        </w:rPr>
-      </w:pPr>
-      <w:r>
-        <w:rPr>
-          <w:lang w:val="en-US"/>
-        </w:rPr>
-        <w:t xml:space="preserve">    float4 color_sum = float4(0.0f, 0.0f, 0.0f, 0.0f);</w:t>
-      </w:r>
-    </w:p>
-    <w:p>
-      <w:pPr>
-        <w:rPr>
-          <w:lang w:val="en-US"/>
-        </w:rPr>
-      </w:pPr>
-      <w:r>
-        <w:rPr>
-          <w:lang w:val="en-US"/>
-        </w:rPr>
-        <w:t xml:space="preserve">    </w:t>
-      </w:r>
-    </w:p>
-    <w:p>
-      <w:r>
-        <w:rPr>
-          <w:lang w:val="en-US"/>
-        </w:rPr>
-        <w:t xml:space="preserve">    </w:t>
-      </w:r>
-      <w:r>
-        <w:t xml:space="preserve">// Запускаем цикл по всему </w:t>
-      </w:r>
-      <w:proofErr w:type="spellStart"/>
-      <w:r>
-        <w:t>макроблоку</w:t>
-      </w:r>
-      <w:proofErr w:type="spellEnd"/>
-      <w:r>
-        <w:t xml:space="preserve"> 4х4 пикселя</w:t>
-      </w:r>
-    </w:p>
-    <w:p>
-      <w:pPr>
-        <w:rPr>
-          <w:lang w:val="en-US"/>
-        </w:rPr>
-      </w:pPr>
-      <w:r>
-        <w:t xml:space="preserve">    </w:t>
-      </w:r>
-      <w:r>
-        <w:rPr>
-          <w:lang w:val="en-US"/>
-        </w:rPr>
-        <w:t>for (int x = 0; x &lt; 4; x++)</w:t>
-      </w:r>
-    </w:p>
-    <w:p>
-      <w:pPr>
-        <w:rPr>
-          <w:lang w:val="en-US"/>
-        </w:rPr>
-      </w:pPr>
-      <w:r>
-        <w:rPr>
-          <w:lang w:val="en-US"/>
-        </w:rPr>
-        <w:t xml:space="preserve">    {</w:t>
-      </w:r>
-    </w:p>
-    <w:p>
-      <w:pPr>
-        <w:rPr>
-          <w:lang w:val="en-US"/>
-        </w:rPr>
-      </w:pPr>
-      <w:r>
-        <w:rPr>
-          <w:lang w:val="en-US"/>
-        </w:rPr>
-        <w:t xml:space="preserve">        for (int y = 0; y &lt; 4; y++)</w:t>
-      </w:r>
-    </w:p>
-    <w:p>
-      <w:r>
-        <w:rPr>
-          <w:lang w:val="en-US"/>
-        </w:rPr>
-        <w:t xml:space="preserve">        </w:t>
-      </w:r>
-      <w:r>
-        <w:t>{</w:t>
-      </w:r>
-    </w:p>
-    <w:p>
-      <w:r>
-        <w:t xml:space="preserve">            // Вычисляем точный сдвиг для каждого из 16 пикселей внутри блока</w:t>
-      </w:r>
-    </w:p>
-    <w:p>
-      <w:r>
-        <w:t xml:space="preserve">            // </w:t>
-      </w:r>
-      <w:proofErr w:type="spellStart"/>
-      <w:r>
-        <w:t>d_width</w:t>
-      </w:r>
-      <w:proofErr w:type="spellEnd"/>
-      <w:r>
-        <w:t xml:space="preserve"> и </w:t>
-      </w:r>
-      <w:proofErr w:type="spellStart"/>
-      <w:r>
-        <w:t>d_height</w:t>
-      </w:r>
-      <w:proofErr w:type="spellEnd"/>
-      <w:r>
-        <w:t xml:space="preserve"> — это наши шаги константного буфера</w:t>
-      </w:r>
-    </w:p>
-    <w:p>
-      <w:pPr>
-        <w:rPr>
-          <w:lang w:val="en-US"/>
-        </w:rPr>
-      </w:pPr>
-      <w:r>
-        <w:t xml:space="preserve">            </w:t>
-      </w:r>
-      <w:r>
-        <w:rPr>
-          <w:lang w:val="en-US"/>
-        </w:rPr>
-        <w:t>float2 uv_offset = input.Tex + float2(x * d_width, y * d_height);</w:t>
-      </w:r>
-    </w:p>
-    <w:p>
-      <w:pPr>
-        <w:rPr>
-          <w:lang w:val="en-US"/>
-        </w:rPr>
-      </w:pPr>
-      <w:r>
-        <w:rPr>
-          <w:lang w:val="en-US"/>
-        </w:rPr>
-        <w:t xml:space="preserve">            </w:t>
-      </w:r>
-    </w:p>
-    <w:p>
-      <w:r>
-        <w:rPr>
-          <w:lang w:val="en-US"/>
-        </w:rPr>
-        <w:t xml:space="preserve">            </w:t>
-      </w:r>
-      <w:r>
-        <w:t>// Суммируем цвета всех точек</w:t>
-      </w:r>
-    </w:p>
-    <w:p>
-      <w:pPr>
-        <w:rPr>
-          <w:lang w:val="en-US"/>
-        </w:rPr>
-      </w:pPr>
-      <w:r>
         <w:lastRenderedPageBreak/>
-        <w:t xml:space="preserve">            </w:t>
-      </w:r>
-      <w:r>
-        <w:rPr>
-          <w:lang w:val="en-US"/>
-        </w:rPr>
-        <w:t>color_sum += srcTexture.Sample(samplerState0, uv_offset);</w:t>
-      </w:r>
-    </w:p>
-    <w:p>
-      <w:r>
-        <w:rPr>
-          <w:lang w:val="en-US"/>
-        </w:rPr>
-        <w:t xml:space="preserve">        </w:t>
-      </w:r>
-      <w:r>
-        <w:t>}</w:t>
-      </w:r>
-    </w:p>
-    <w:p>
-      <w:r>
-        <w:t xml:space="preserve">    }</w:t>
-      </w:r>
-    </w:p>
-    <w:p>
-      <w:r>
-        <w:t xml:space="preserve">    </w:t>
-      </w:r>
-    </w:p>
-    <w:p>
-      <w:r>
-        <w:t xml:space="preserve">    // Честно делим сумму на 16 пикселей, получая идеальное среднее значение фона!</w:t>
-      </w:r>
-    </w:p>
-    <w:p>
-      <w:pPr>
-        <w:rPr>
-          <w:lang w:val="en-US"/>
-        </w:rPr>
-      </w:pPr>
-      <w:r>
-        <w:t xml:space="preserve">    </w:t>
-      </w:r>
-      <w:r>
-        <w:rPr>
-          <w:lang w:val="en-US"/>
-        </w:rPr>
-        <w:t>return color_sum / 16.0f;</w:t>
-      </w:r>
-    </w:p>
-    <w:p>
-      <w:pPr>
-        <w:rPr>
-          <w:lang w:val="en-US"/>
-        </w:rPr>
-      </w:pPr>
-      <w:r>
-        <w:rPr>
-          <w:lang w:val="en-US"/>
-        </w:rPr>
-        <w:t>}</w:t>
-      </w:r>
-    </w:p>
-    <w:p>
-      <w:pPr>
-        <w:rPr>
-          <w:lang w:val="en-US"/>
-        </w:rPr>
-      </w:pPr>
-    </w:p>
-    <w:p>
-      <w:pPr>
-        <w:rPr>
-          <w:lang w:val="en-US"/>
-        </w:rPr>
-      </w:pPr>
-      <w:r>
-        <w:rPr>
-          <w:lang w:val="en-US"/>
-        </w:rPr>
-        <w:t>float4 PS_PixelShaderStage2(VS_OUTPUT input) : SV_Target</w:t>
-      </w:r>
-    </w:p>
-    <w:p>
-      <w:pPr>
-        <w:rPr>
-          <w:lang w:val="en-US"/>
-        </w:rPr>
-      </w:pPr>
-      <w:r>
-        <w:rPr>
-          <w:lang w:val="en-US"/>
-        </w:rPr>
-        <w:t>{</w:t>
-      </w:r>
-    </w:p>
-    <w:p>
-      <w:pPr>
-        <w:rPr>
-          <w:lang w:val="en-US"/>
-        </w:rPr>
-      </w:pPr>
-      <w:r>
-        <w:rPr>
-          <w:lang w:val="en-US"/>
-        </w:rPr>
         <w:t xml:space="preserve">    float4 color_sum = float4(0.0f, 0.0f, 0.0f, 0.0f);</w:t>
       </w:r>
     </w:p>

--- a/shaders_hlsl.docx
+++ b/shaders_hlsl.docx
@@ -3080,7 +3080,7 @@
     </w:p>
     <w:p>
       <w:r>
-        <w:t xml:space="preserve">Texture2D </w:t>
+        <w:t xml:space="preserve">//Texture2D </w:t>
       </w:r>
       <w:proofErr w:type="spellStart"/>
       <w:proofErr w:type="gramStart"/>
@@ -3119,19 +3119,82 @@
       </w:r>
     </w:p>
     <w:p>
-      <w:pPr>
-        <w:rPr>
-          <w:lang w:val="en-US"/>
-        </w:rPr>
-      </w:pPr>
-      <w:r>
-        <w:rPr>
-          <w:lang w:val="en-US"/>
-        </w:rPr>
+      <w:r>
         <w:t>{</w:t>
       </w:r>
     </w:p>
     <w:p>
+      <w:r>
+        <w:t xml:space="preserve">    // Берем оригинальную текстуру из чистого слота t0</w:t>
+      </w:r>
+    </w:p>
+    <w:p>
+      <w:pPr>
+        <w:rPr>
+          <w:lang w:val="en-US"/>
+        </w:rPr>
+      </w:pPr>
+      <w:r>
+        <w:t xml:space="preserve">    </w:t>
+      </w:r>
+      <w:r>
+        <w:rPr>
+          <w:lang w:val="en-US"/>
+        </w:rPr>
+        <w:t>float4 color = srcTexture.Sample(samplerState0, input.Tex);</w:t>
+      </w:r>
+    </w:p>
+    <w:p>
+      <w:pPr>
+        <w:rPr>
+          <w:lang w:val="en-US"/>
+        </w:rPr>
+      </w:pPr>
+    </w:p>
+    <w:p>
+      <w:pPr>
+        <w:rPr>
+          <w:lang w:val="en-US"/>
+        </w:rPr>
+      </w:pPr>
+      <w:r>
+        <w:rPr>
+          <w:lang w:val="en-US"/>
+        </w:rPr>
+        <w:t xml:space="preserve">    // </w:t>
+      </w:r>
+      <w:r>
+        <w:t>Рисуем</w:t>
+      </w:r>
+      <w:r>
+        <w:rPr>
+          <w:lang w:val="en-US"/>
+        </w:rPr>
+        <w:t xml:space="preserve"> </w:t>
+      </w:r>
+      <w:r>
+        <w:t>шторку</w:t>
+      </w:r>
+      <w:r>
+        <w:rPr>
+          <w:lang w:val="en-US"/>
+        </w:rPr>
+        <w:t xml:space="preserve"> </w:t>
+      </w:r>
+      <w:r>
+        <w:t>разделения</w:t>
+      </w:r>
+      <w:r>
+        <w:rPr>
+          <w:lang w:val="en-US"/>
+        </w:rPr>
+        <w:t xml:space="preserve"> </w:t>
+      </w:r>
+      <w:r>
+        <w:t>экрана</w:t>
+      </w:r>
+    </w:p>
+    <w:p>
       <w:pPr>
         <w:rPr>
           <w:lang w:val="en-US"/>
@@ -3157,7 +3220,7 @@
     </w:p>
     <w:p>
       <w:r>
-        <w:t xml:space="preserve">        // Слева переводим сырой оригинал в честный монохром по вашим весам</w:t>
+        <w:t xml:space="preserve">        // Левая половина: переводим оригинал в монохром по вашим весам</w:t>
       </w:r>
     </w:p>
     <w:p>
@@ -3173,33 +3236,20 @@
         <w:rPr>
           <w:lang w:val="en-US"/>
         </w:rPr>
-        <w:t>float4 src_color = srcTexture.Sample(samplerState0, input.Tex);</w:t>
-      </w:r>
-    </w:p>
-    <w:p>
-      <w:pPr>
-        <w:rPr>
-          <w:lang w:val="en-US"/>
-        </w:rPr>
-      </w:pPr>
-      <w:r>
-        <w:rPr>
-          <w:lang w:val="en-US"/>
-        </w:rPr>
-        <w:t xml:space="preserve">        float src_gray = dot(src_color.rgb, WEIGHT);</w:t>
-      </w:r>
-    </w:p>
-    <w:p>
-      <w:pPr>
-        <w:rPr>
-          <w:lang w:val="en-US"/>
-        </w:rPr>
-      </w:pPr>
-      <w:r>
-        <w:rPr>
-          <w:lang w:val="en-US"/>
-        </w:rPr>
-        <w:t xml:space="preserve">        return float4(src_gray, src_gray, src_gray, 1.0f);</w:t>
+        <w:t>float gray = dot(color.rgb, WEIGHT);</w:t>
+      </w:r>
+    </w:p>
+    <w:p>
+      <w:pPr>
+        <w:rPr>
+          <w:lang w:val="en-US"/>
+        </w:rPr>
+      </w:pPr>
+      <w:r>
+        <w:rPr>
+          <w:lang w:val="en-US"/>
+        </w:rPr>
+        <w:t xml:space="preserve">        return float4(gray, gray, gray, 1.0f);</w:t>
       </w:r>
     </w:p>
     <w:p>
@@ -3292,19 +3342,386 @@
       </w:pPr>
     </w:p>
     <w:p>
-      <w:pPr>
-        <w:rPr>
-          <w:lang w:val="en-US"/>
-        </w:rPr>
-      </w:pPr>
-      <w:r>
-        <w:rPr>
-          <w:lang w:val="en-US"/>
-        </w:rPr>
-        <w:t xml:space="preserve">    // </w:t>
-      </w:r>
-      <w:r>
-        <w:t>Справа</w:t>
+      <w:r>
+        <w:rPr>
+          <w:lang w:val="en-US"/>
+        </w:rPr>
+        <w:t xml:space="preserve">    </w:t>
+      </w:r>
+      <w:r>
+        <w:t>// Правая половина: временно выводим тот же кадр в цвете для проверки прохода</w:t>
+      </w:r>
+    </w:p>
+    <w:p>
+      <w:r>
+        <w:t xml:space="preserve">    </w:t>
+      </w:r>
+      <w:proofErr w:type="spellStart"/>
+      <w:r>
+        <w:t>return</w:t>
+      </w:r>
+      <w:proofErr w:type="spellEnd"/>
+      <w:r>
+        <w:t xml:space="preserve"> color;</w:t>
+      </w:r>
+    </w:p>
+    <w:p>
+      <w:r>
+        <w:t>}</w:t>
+      </w:r>
+    </w:p>
+    <w:p/>
+    <w:p/>
+    <w:p>
+      <w:r>
+        <w:t>// Простой шейдер копирования кадра для ЭТАПА II</w:t>
+      </w:r>
+    </w:p>
+    <w:p>
+      <w:pPr>
+        <w:rPr>
+          <w:lang w:val="en-US"/>
+        </w:rPr>
+      </w:pPr>
+      <w:r>
+        <w:rPr>
+          <w:lang w:val="en-US"/>
+        </w:rPr>
+        <w:t>float4 PS_Copy(VS_OUTPUT input) : SV_Target</w:t>
+      </w:r>
+    </w:p>
+    <w:p>
+      <w:pPr>
+        <w:rPr>
+          <w:lang w:val="en-US"/>
+        </w:rPr>
+      </w:pPr>
+      <w:r>
+        <w:rPr>
+          <w:lang w:val="en-US"/>
+        </w:rPr>
+        <w:t>{</w:t>
+      </w:r>
+    </w:p>
+    <w:p>
+      <w:pPr>
+        <w:rPr>
+          <w:lang w:val="en-US"/>
+        </w:rPr>
+      </w:pPr>
+      <w:r>
+        <w:rPr>
+          <w:lang w:val="en-US"/>
+        </w:rPr>
+        <w:t xml:space="preserve">    return srcTexture.Sample(samplerState0, input.Tex);</w:t>
+      </w:r>
+    </w:p>
+    <w:p>
+      <w:r>
+        <w:t>}</w:t>
+      </w:r>
+    </w:p>
+    <w:p/>
+    <w:p>
+      <w:r>
+        <w:t>// ВРЕМЕННАЯ ЗАГЛУШКА ДЛЯ ИНИЦИАЛИЗАЦИИ ОБЪЕКТА В MAIN.CPP</w:t>
+      </w:r>
+    </w:p>
+    <w:p>
+      <w:pPr>
+        <w:rPr>
+          <w:lang w:val="en-US"/>
+        </w:rPr>
+      </w:pPr>
+      <w:r>
+        <w:rPr>
+          <w:lang w:val="en-US"/>
+        </w:rPr>
+        <w:t>float4 PS(VS_OUTPUT input) : SV_Target</w:t>
+      </w:r>
+    </w:p>
+    <w:p>
+      <w:pPr>
+        <w:rPr>
+          <w:lang w:val="en-US"/>
+        </w:rPr>
+      </w:pPr>
+      <w:r>
+        <w:rPr>
+          <w:lang w:val="en-US"/>
+        </w:rPr>
+        <w:lastRenderedPageBreak/>
+        <w:t>{</w:t>
+      </w:r>
+    </w:p>
+    <w:p>
+      <w:pPr>
+        <w:rPr>
+          <w:lang w:val="en-US"/>
+        </w:rPr>
+      </w:pPr>
+      <w:r>
+        <w:rPr>
+          <w:lang w:val="en-US"/>
+        </w:rPr>
+        <w:t xml:space="preserve">    return srcTexture.Sample(samplerState0, input.Tex);</w:t>
+      </w:r>
+    </w:p>
+    <w:p>
+      <w:r>
+        <w:t>}</w:t>
+      </w:r>
+    </w:p>
+    <w:p/>
+    <w:p>
+      <w:r>
+        <w:t>// === ОФИЦИАЛЬНЫЕ ЗАГЛУШКИ ДЛЯ ЧИСТОГО СТАРТА ПРОГРАММЫ БЕЗ ОШИБОК ===</w:t>
+      </w:r>
+    </w:p>
+    <w:p/>
+    <w:p>
+      <w:pPr>
+        <w:rPr>
+          <w:lang w:val="en-US"/>
+        </w:rPr>
+      </w:pPr>
+      <w:r>
+        <w:rPr>
+          <w:lang w:val="en-US"/>
+        </w:rPr>
+        <w:t>float4 PS_Downsample2X(VS_OUTPUT input) : SV_Target</w:t>
+      </w:r>
+    </w:p>
+    <w:p>
+      <w:pPr>
+        <w:rPr>
+          <w:lang w:val="en-US"/>
+        </w:rPr>
+      </w:pPr>
+      <w:r>
+        <w:rPr>
+          <w:lang w:val="en-US"/>
+        </w:rPr>
+        <w:t>{</w:t>
+      </w:r>
+    </w:p>
+    <w:p>
+      <w:pPr>
+        <w:rPr>
+          <w:lang w:val="en-US"/>
+        </w:rPr>
+      </w:pPr>
+      <w:r>
+        <w:rPr>
+          <w:lang w:val="en-US"/>
+        </w:rPr>
+        <w:t xml:space="preserve">    return srcTexture.Sample(samplerState0, input.Tex);</w:t>
+      </w:r>
+    </w:p>
+    <w:p>
+      <w:r>
+        <w:t>}</w:t>
+      </w:r>
+    </w:p>
+    <w:p/>
+    <w:p>
+      <w:r>
+        <w:t>// === НАСТОЯЩЕЕ АППАРАТНОЕ СЖАТИЕ БЛОКОВ 4х4 В SHADERS.HLSL ===</w:t>
+      </w:r>
+    </w:p>
+    <w:p>
+      <w:pPr>
+        <w:rPr>
+          <w:lang w:val="en-US"/>
+        </w:rPr>
+      </w:pPr>
+      <w:r>
+        <w:rPr>
+          <w:lang w:val="en-US"/>
+        </w:rPr>
+        <w:t>float4 PS_Stage2(VS_OUTPUT input) : SV_Target</w:t>
+      </w:r>
+    </w:p>
+    <w:p>
+      <w:pPr>
+        <w:rPr>
+          <w:lang w:val="en-US"/>
+        </w:rPr>
+      </w:pPr>
+      <w:r>
+        <w:rPr>
+          <w:lang w:val="en-US"/>
+        </w:rPr>
+        <w:t>{</w:t>
+      </w:r>
+    </w:p>
+    <w:p>
+      <w:pPr>
+        <w:rPr>
+          <w:lang w:val="en-US"/>
+        </w:rPr>
+      </w:pPr>
+      <w:r>
+        <w:rPr>
+          <w:lang w:val="en-US"/>
+        </w:rPr>
+        <w:t xml:space="preserve">    float4 color_sum = float4(0.0f, 0.0f, 0.0f, 0.0f);</w:t>
+      </w:r>
+    </w:p>
+    <w:p>
+      <w:pPr>
+        <w:rPr>
+          <w:lang w:val="en-US"/>
+        </w:rPr>
+      </w:pPr>
+      <w:r>
+        <w:rPr>
+          <w:lang w:val="en-US"/>
+        </w:rPr>
+        <w:t xml:space="preserve">    </w:t>
+      </w:r>
+    </w:p>
+    <w:p>
+      <w:r>
+        <w:rPr>
+          <w:lang w:val="en-US"/>
+        </w:rPr>
+        <w:t xml:space="preserve">    </w:t>
+      </w:r>
+      <w:r>
+        <w:t xml:space="preserve">// Запускаем цикл по всему </w:t>
+      </w:r>
+      <w:proofErr w:type="spellStart"/>
+      <w:r>
+        <w:t>макроблоку</w:t>
+      </w:r>
+      <w:proofErr w:type="spellEnd"/>
+      <w:r>
+        <w:t xml:space="preserve"> 4х4 пикселя</w:t>
+      </w:r>
+    </w:p>
+    <w:p>
+      <w:pPr>
+        <w:rPr>
+          <w:lang w:val="en-US"/>
+        </w:rPr>
+      </w:pPr>
+      <w:r>
+        <w:t xml:space="preserve">    </w:t>
+      </w:r>
+      <w:r>
+        <w:rPr>
+          <w:lang w:val="en-US"/>
+        </w:rPr>
+        <w:t>for (int x = 0; x &lt; 4; x++)</w:t>
+      </w:r>
+    </w:p>
+    <w:p>
+      <w:pPr>
+        <w:rPr>
+          <w:lang w:val="en-US"/>
+        </w:rPr>
+      </w:pPr>
+      <w:r>
+        <w:rPr>
+          <w:lang w:val="en-US"/>
+        </w:rPr>
+        <w:t xml:space="preserve">    {</w:t>
+      </w:r>
+    </w:p>
+    <w:p>
+      <w:pPr>
+        <w:rPr>
+          <w:lang w:val="en-US"/>
+        </w:rPr>
+      </w:pPr>
+      <w:r>
+        <w:rPr>
+          <w:lang w:val="en-US"/>
+        </w:rPr>
+        <w:t xml:space="preserve">        for (int y = 0; y &lt; 4; y++)</w:t>
+      </w:r>
+    </w:p>
+    <w:p>
+      <w:r>
+        <w:rPr>
+          <w:lang w:val="en-US"/>
+        </w:rPr>
+        <w:t xml:space="preserve">        </w:t>
+      </w:r>
+      <w:r>
+        <w:t>{</w:t>
+      </w:r>
+    </w:p>
+    <w:p>
+      <w:r>
+        <w:t xml:space="preserve">            // Вычисляем точный сдвиг для каждого из 16 пикселей внутри блока</w:t>
+      </w:r>
+    </w:p>
+    <w:p>
+      <w:r>
+        <w:t xml:space="preserve">            // </w:t>
+      </w:r>
+      <w:proofErr w:type="spellStart"/>
+      <w:r>
+        <w:t>d_width</w:t>
+      </w:r>
+      <w:proofErr w:type="spellEnd"/>
+      <w:r>
+        <w:t xml:space="preserve"> и </w:t>
+      </w:r>
+      <w:proofErr w:type="spellStart"/>
+      <w:r>
+        <w:t>d_height</w:t>
+      </w:r>
+      <w:proofErr w:type="spellEnd"/>
+      <w:r>
+        <w:t xml:space="preserve"> — это наши шаги константного буфера</w:t>
+      </w:r>
+    </w:p>
+    <w:p>
+      <w:pPr>
+        <w:rPr>
+          <w:lang w:val="en-US"/>
+        </w:rPr>
+      </w:pPr>
+      <w:r>
+        <w:t xml:space="preserve">            </w:t>
+      </w:r>
+      <w:r>
+        <w:rPr>
+          <w:lang w:val="en-US"/>
+        </w:rPr>
+        <w:t>float2 uv_offset = input.Tex + float2(x * d_width, y * d_height);</w:t>
+      </w:r>
+    </w:p>
+    <w:p>
+      <w:pPr>
+        <w:rPr>
+          <w:lang w:val="en-US"/>
+        </w:rPr>
+      </w:pPr>
+      <w:r>
+        <w:rPr>
+          <w:lang w:val="en-US"/>
+        </w:rPr>
+        <w:t xml:space="preserve">            </w:t>
+      </w:r>
+    </w:p>
+    <w:p>
+      <w:pPr>
+        <w:rPr>
+          <w:lang w:val="en-US"/>
+        </w:rPr>
+      </w:pPr>
+      <w:r>
+        <w:rPr>
+          <w:lang w:val="en-US"/>
+        </w:rPr>
+        <w:t xml:space="preserve">            // </w:t>
+      </w:r>
+      <w:r>
+        <w:t>Суммируем</w:t>
       </w:r>
       <w:r>
         <w:rPr>
@@ -3313,7 +3730,7 @@
         <w:t xml:space="preserve"> </w:t>
       </w:r>
       <w:r>
-        <w:t>выводим</w:t>
+        <w:t>цвета</w:t>
       </w:r>
       <w:r>
         <w:rPr>
@@ -3322,7 +3739,7 @@
         <w:t xml:space="preserve"> </w:t>
       </w:r>
       <w:r>
-        <w:t>чистый</w:t>
+        <w:t>всех</w:t>
       </w:r>
       <w:r>
         <w:rPr>
@@ -3331,53 +3748,96 @@
         <w:t xml:space="preserve"> </w:t>
       </w:r>
       <w:r>
-        <w:t>результат</w:t>
-      </w:r>
-      <w:r>
-        <w:rPr>
-          <w:lang w:val="en-US"/>
-        </w:rPr>
-        <w:t xml:space="preserve"> </w:t>
-      </w:r>
-      <w:r>
-        <w:t>дефектоскопа</w:t>
-      </w:r>
-    </w:p>
-    <w:p>
-      <w:pPr>
-        <w:rPr>
-          <w:lang w:val="en-US"/>
-        </w:rPr>
-      </w:pPr>
-      <w:r>
-        <w:rPr>
-          <w:lang w:val="en-US"/>
-        </w:rPr>
-        <w:t xml:space="preserve">    return statsTexture.Sample(samplerState0, input.Tex);</w:t>
-      </w:r>
-    </w:p>
-    <w:p>
+        <w:t>точек</w:t>
+      </w:r>
+    </w:p>
+    <w:p>
+      <w:pPr>
+        <w:rPr>
+          <w:lang w:val="en-US"/>
+        </w:rPr>
+      </w:pPr>
+      <w:r>
+        <w:rPr>
+          <w:lang w:val="en-US"/>
+        </w:rPr>
+        <w:t xml:space="preserve">            color_sum += srcTexture.Sample(samplerState0, uv_offset);</w:t>
+      </w:r>
+    </w:p>
+    <w:p>
+      <w:r>
+        <w:rPr>
+          <w:lang w:val="en-US"/>
+        </w:rPr>
+        <w:t xml:space="preserve">        </w:t>
+      </w:r>
       <w:r>
         <w:t>}</w:t>
       </w:r>
     </w:p>
-    <w:p/>
-    <w:p>
-      <w:r>
-        <w:t>// Простой шейдер копирования кадра для ЭТАПА II</w:t>
-      </w:r>
-    </w:p>
-    <w:p>
-      <w:pPr>
-        <w:rPr>
-          <w:lang w:val="en-US"/>
-        </w:rPr>
-      </w:pPr>
-      <w:r>
-        <w:rPr>
-          <w:lang w:val="en-US"/>
-        </w:rPr>
-        <w:t>float4 PS_Copy(VS_OUTPUT input) : SV_Target</w:t>
+    <w:p>
+      <w:r>
+        <w:t xml:space="preserve">    }</w:t>
+      </w:r>
+    </w:p>
+    <w:p>
+      <w:r>
+        <w:t xml:space="preserve">    </w:t>
+      </w:r>
+    </w:p>
+    <w:p>
+      <w:r>
+        <w:t xml:space="preserve">    // Честно делим сумму на 16 пикселей, получая идеальное среднее значение фона!</w:t>
+      </w:r>
+    </w:p>
+    <w:p>
+      <w:pPr>
+        <w:rPr>
+          <w:lang w:val="en-US"/>
+        </w:rPr>
+      </w:pPr>
+      <w:r>
+        <w:t xml:space="preserve">    </w:t>
+      </w:r>
+      <w:r>
+        <w:rPr>
+          <w:lang w:val="en-US"/>
+        </w:rPr>
+        <w:t>return color_sum / 16.0f;</w:t>
+      </w:r>
+    </w:p>
+    <w:p>
+      <w:pPr>
+        <w:rPr>
+          <w:lang w:val="en-US"/>
+        </w:rPr>
+      </w:pPr>
+      <w:r>
+        <w:rPr>
+          <w:lang w:val="en-US"/>
+        </w:rPr>
+        <w:lastRenderedPageBreak/>
+        <w:t>}</w:t>
+      </w:r>
+    </w:p>
+    <w:p>
+      <w:pPr>
+        <w:rPr>
+          <w:lang w:val="en-US"/>
+        </w:rPr>
+      </w:pPr>
+    </w:p>
+    <w:p>
+      <w:pPr>
+        <w:rPr>
+          <w:lang w:val="en-US"/>
+        </w:rPr>
+      </w:pPr>
+      <w:r>
+        <w:rPr>
+          <w:lang w:val="en-US"/>
+        </w:rPr>
+        <w:t>float4 PS_PixelShaderStage2(VS_OUTPUT input) : SV_Target</w:t>
       </w:r>
     </w:p>
     <w:p>
@@ -3403,456 +3863,6 @@
         <w:rPr>
           <w:lang w:val="en-US"/>
         </w:rPr>
-        <w:t xml:space="preserve">    return srcTexture.Sample(samplerState0, input.Tex);</w:t>
-      </w:r>
-    </w:p>
-    <w:p>
-      <w:r>
-        <w:t>}</w:t>
-      </w:r>
-    </w:p>
-    <w:p/>
-    <w:p>
-      <w:r>
-        <w:t>// ВРЕМЕННАЯ ЗАГЛУШКА ДЛЯ ИНИЦИАЛИЗАЦИИ ОБЪЕКТА В MAIN.CPP</w:t>
-      </w:r>
-    </w:p>
-    <w:p>
-      <w:pPr>
-        <w:rPr>
-          <w:lang w:val="en-US"/>
-        </w:rPr>
-      </w:pPr>
-      <w:r>
-        <w:rPr>
-          <w:lang w:val="en-US"/>
-        </w:rPr>
-        <w:t>float4 PS(VS_OUTPUT input) : SV_Target</w:t>
-      </w:r>
-    </w:p>
-    <w:p>
-      <w:pPr>
-        <w:rPr>
-          <w:lang w:val="en-US"/>
-        </w:rPr>
-      </w:pPr>
-      <w:r>
-        <w:rPr>
-          <w:lang w:val="en-US"/>
-        </w:rPr>
-        <w:t>{</w:t>
-      </w:r>
-    </w:p>
-    <w:p>
-      <w:pPr>
-        <w:rPr>
-          <w:lang w:val="en-US"/>
-        </w:rPr>
-      </w:pPr>
-      <w:r>
-        <w:rPr>
-          <w:lang w:val="en-US"/>
-        </w:rPr>
-        <w:t xml:space="preserve">    return srcTexture.Sample(samplerState0, input.Tex);</w:t>
-      </w:r>
-    </w:p>
-    <w:p>
-      <w:r>
-        <w:t>}</w:t>
-      </w:r>
-    </w:p>
-    <w:p/>
-    <w:p>
-      <w:r>
-        <w:lastRenderedPageBreak/>
-        <w:t>// === ОФИЦИАЛЬНЫЕ ЗАГЛУШКИ ДЛЯ ЧИСТОГО СТАРТА ПРОГРАММЫ БЕЗ ОШИБОК ===</w:t>
-      </w:r>
-    </w:p>
-    <w:p/>
-    <w:p>
-      <w:pPr>
-        <w:rPr>
-          <w:lang w:val="en-US"/>
-        </w:rPr>
-      </w:pPr>
-      <w:r>
-        <w:rPr>
-          <w:lang w:val="en-US"/>
-        </w:rPr>
-        <w:t>float4 PS_Downsample2X(VS_OUTPUT input) : SV_Target</w:t>
-      </w:r>
-    </w:p>
-    <w:p>
-      <w:pPr>
-        <w:rPr>
-          <w:lang w:val="en-US"/>
-        </w:rPr>
-      </w:pPr>
-      <w:r>
-        <w:rPr>
-          <w:lang w:val="en-US"/>
-        </w:rPr>
-        <w:t>{</w:t>
-      </w:r>
-    </w:p>
-    <w:p>
-      <w:pPr>
-        <w:rPr>
-          <w:lang w:val="en-US"/>
-        </w:rPr>
-      </w:pPr>
-      <w:r>
-        <w:rPr>
-          <w:lang w:val="en-US"/>
-        </w:rPr>
-        <w:t xml:space="preserve">    return srcTexture.Sample(samplerState0, input.Tex);</w:t>
-      </w:r>
-    </w:p>
-    <w:p>
-      <w:r>
-        <w:t>}</w:t>
-      </w:r>
-    </w:p>
-    <w:p/>
-    <w:p>
-      <w:r>
-        <w:t>// === НАСТОЯЩЕЕ АППАРАТНОЕ СЖАТИЕ БЛОКОВ 4х4 В SHADERS.HLSL ===</w:t>
-      </w:r>
-    </w:p>
-    <w:p>
-      <w:pPr>
-        <w:rPr>
-          <w:lang w:val="en-US"/>
-        </w:rPr>
-      </w:pPr>
-      <w:r>
-        <w:rPr>
-          <w:lang w:val="en-US"/>
-        </w:rPr>
-        <w:t>float4 PS_Stage2(VS_OUTPUT input) : SV_Target</w:t>
-      </w:r>
-    </w:p>
-    <w:p>
-      <w:pPr>
-        <w:rPr>
-          <w:lang w:val="en-US"/>
-        </w:rPr>
-      </w:pPr>
-      <w:r>
-        <w:rPr>
-          <w:lang w:val="en-US"/>
-        </w:rPr>
-        <w:t>{</w:t>
-      </w:r>
-    </w:p>
-    <w:p>
-      <w:pPr>
-        <w:rPr>
-          <w:lang w:val="en-US"/>
-        </w:rPr>
-      </w:pPr>
-      <w:r>
-        <w:rPr>
-          <w:lang w:val="en-US"/>
-        </w:rPr>
-        <w:t xml:space="preserve">    float4 color_sum = float4(0.0f, 0.0f, 0.0f, 0.0f);</w:t>
-      </w:r>
-    </w:p>
-    <w:p>
-      <w:pPr>
-        <w:rPr>
-          <w:lang w:val="en-US"/>
-        </w:rPr>
-      </w:pPr>
-      <w:r>
-        <w:rPr>
-          <w:lang w:val="en-US"/>
-        </w:rPr>
-        <w:t xml:space="preserve">    </w:t>
-      </w:r>
-    </w:p>
-    <w:p>
-      <w:r>
-        <w:rPr>
-          <w:lang w:val="en-US"/>
-        </w:rPr>
-        <w:t xml:space="preserve">    </w:t>
-      </w:r>
-      <w:r>
-        <w:t xml:space="preserve">// Запускаем цикл по всему </w:t>
-      </w:r>
-      <w:proofErr w:type="spellStart"/>
-      <w:r>
-        <w:t>макроблоку</w:t>
-      </w:r>
-      <w:proofErr w:type="spellEnd"/>
-      <w:r>
-        <w:t xml:space="preserve"> 4х4 пикселя</w:t>
-      </w:r>
-    </w:p>
-    <w:p>
-      <w:pPr>
-        <w:rPr>
-          <w:lang w:val="en-US"/>
-        </w:rPr>
-      </w:pPr>
-      <w:r>
-        <w:t xml:space="preserve">    </w:t>
-      </w:r>
-      <w:r>
-        <w:rPr>
-          <w:lang w:val="en-US"/>
-        </w:rPr>
-        <w:t>for (int x = 0; x &lt; 4; x++)</w:t>
-      </w:r>
-    </w:p>
-    <w:p>
-      <w:pPr>
-        <w:rPr>
-          <w:lang w:val="en-US"/>
-        </w:rPr>
-      </w:pPr>
-      <w:r>
-        <w:rPr>
-          <w:lang w:val="en-US"/>
-        </w:rPr>
-        <w:t xml:space="preserve">    {</w:t>
-      </w:r>
-    </w:p>
-    <w:p>
-      <w:pPr>
-        <w:rPr>
-          <w:lang w:val="en-US"/>
-        </w:rPr>
-      </w:pPr>
-      <w:r>
-        <w:rPr>
-          <w:lang w:val="en-US"/>
-        </w:rPr>
-        <w:t xml:space="preserve">        for (int y = 0; y &lt; 4; y++)</w:t>
-      </w:r>
-    </w:p>
-    <w:p>
-      <w:r>
-        <w:rPr>
-          <w:lang w:val="en-US"/>
-        </w:rPr>
-        <w:t xml:space="preserve">        </w:t>
-      </w:r>
-      <w:r>
-        <w:t>{</w:t>
-      </w:r>
-    </w:p>
-    <w:p>
-      <w:r>
-        <w:t xml:space="preserve">            // Вычисляем точный сдвиг для каждого из 16 пикселей внутри блока</w:t>
-      </w:r>
-    </w:p>
-    <w:p>
-      <w:r>
-        <w:t xml:space="preserve">            // </w:t>
-      </w:r>
-      <w:proofErr w:type="spellStart"/>
-      <w:r>
-        <w:t>d_width</w:t>
-      </w:r>
-      <w:proofErr w:type="spellEnd"/>
-      <w:r>
-        <w:t xml:space="preserve"> и </w:t>
-      </w:r>
-      <w:proofErr w:type="spellStart"/>
-      <w:r>
-        <w:t>d_height</w:t>
-      </w:r>
-      <w:proofErr w:type="spellEnd"/>
-      <w:r>
-        <w:t xml:space="preserve"> — это наши шаги константного буфера</w:t>
-      </w:r>
-    </w:p>
-    <w:p>
-      <w:pPr>
-        <w:rPr>
-          <w:lang w:val="en-US"/>
-        </w:rPr>
-      </w:pPr>
-      <w:r>
-        <w:t xml:space="preserve">            </w:t>
-      </w:r>
-      <w:r>
-        <w:rPr>
-          <w:lang w:val="en-US"/>
-        </w:rPr>
-        <w:t>float2 uv_offset = input.Tex + float2(x * d_width, y * d_height);</w:t>
-      </w:r>
-    </w:p>
-    <w:p>
-      <w:pPr>
-        <w:rPr>
-          <w:lang w:val="en-US"/>
-        </w:rPr>
-      </w:pPr>
-      <w:r>
-        <w:rPr>
-          <w:lang w:val="en-US"/>
-        </w:rPr>
-        <w:t xml:space="preserve">            </w:t>
-      </w:r>
-    </w:p>
-    <w:p>
-      <w:pPr>
-        <w:rPr>
-          <w:lang w:val="en-US"/>
-        </w:rPr>
-      </w:pPr>
-      <w:r>
-        <w:rPr>
-          <w:lang w:val="en-US"/>
-        </w:rPr>
-        <w:t xml:space="preserve">            // </w:t>
-      </w:r>
-      <w:r>
-        <w:t>Суммируем</w:t>
-      </w:r>
-      <w:r>
-        <w:rPr>
-          <w:lang w:val="en-US"/>
-        </w:rPr>
-        <w:t xml:space="preserve"> </w:t>
-      </w:r>
-      <w:r>
-        <w:t>цвета</w:t>
-      </w:r>
-      <w:r>
-        <w:rPr>
-          <w:lang w:val="en-US"/>
-        </w:rPr>
-        <w:t xml:space="preserve"> </w:t>
-      </w:r>
-      <w:r>
-        <w:t>всех</w:t>
-      </w:r>
-      <w:r>
-        <w:rPr>
-          <w:lang w:val="en-US"/>
-        </w:rPr>
-        <w:t xml:space="preserve"> </w:t>
-      </w:r>
-      <w:r>
-        <w:t>точек</w:t>
-      </w:r>
-    </w:p>
-    <w:p>
-      <w:pPr>
-        <w:rPr>
-          <w:lang w:val="en-US"/>
-        </w:rPr>
-      </w:pPr>
-      <w:r>
-        <w:rPr>
-          <w:lang w:val="en-US"/>
-        </w:rPr>
-        <w:t xml:space="preserve">            color_sum += srcTexture.Sample(samplerState0, uv_offset);</w:t>
-      </w:r>
-    </w:p>
-    <w:p>
-      <w:r>
-        <w:rPr>
-          <w:lang w:val="en-US"/>
-        </w:rPr>
-        <w:t xml:space="preserve">        </w:t>
-      </w:r>
-      <w:r>
-        <w:t>}</w:t>
-      </w:r>
-    </w:p>
-    <w:p>
-      <w:r>
-        <w:t xml:space="preserve">    }</w:t>
-      </w:r>
-    </w:p>
-    <w:p>
-      <w:r>
-        <w:t xml:space="preserve">    </w:t>
-      </w:r>
-    </w:p>
-    <w:p>
-      <w:r>
-        <w:t xml:space="preserve">    // Честно делим сумму на 16 пикселей, получая идеальное среднее значение фона!</w:t>
-      </w:r>
-    </w:p>
-    <w:p>
-      <w:pPr>
-        <w:rPr>
-          <w:lang w:val="en-US"/>
-        </w:rPr>
-      </w:pPr>
-      <w:r>
-        <w:t xml:space="preserve">    </w:t>
-      </w:r>
-      <w:r>
-        <w:rPr>
-          <w:lang w:val="en-US"/>
-        </w:rPr>
-        <w:t>return color_sum / 16.0f;</w:t>
-      </w:r>
-    </w:p>
-    <w:p>
-      <w:pPr>
-        <w:rPr>
-          <w:lang w:val="en-US"/>
-        </w:rPr>
-      </w:pPr>
-      <w:r>
-        <w:rPr>
-          <w:lang w:val="en-US"/>
-        </w:rPr>
-        <w:t>}</w:t>
-      </w:r>
-    </w:p>
-    <w:p>
-      <w:pPr>
-        <w:rPr>
-          <w:lang w:val="en-US"/>
-        </w:rPr>
-      </w:pPr>
-    </w:p>
-    <w:p>
-      <w:pPr>
-        <w:rPr>
-          <w:lang w:val="en-US"/>
-        </w:rPr>
-      </w:pPr>
-      <w:r>
-        <w:rPr>
-          <w:lang w:val="en-US"/>
-        </w:rPr>
-        <w:t>float4 PS_PixelShaderStage2(VS_OUTPUT input) : SV_Target</w:t>
-      </w:r>
-    </w:p>
-    <w:p>
-      <w:pPr>
-        <w:rPr>
-          <w:lang w:val="en-US"/>
-        </w:rPr>
-      </w:pPr>
-      <w:r>
-        <w:rPr>
-          <w:lang w:val="en-US"/>
-        </w:rPr>
-        <w:t>{</w:t>
-      </w:r>
-    </w:p>
-    <w:p>
-      <w:pPr>
-        <w:rPr>
-          <w:lang w:val="en-US"/>
-        </w:rPr>
-      </w:pPr>
-      <w:r>
-        <w:rPr>
-          <w:lang w:val="en-US"/>
-        </w:rPr>
-        <w:lastRenderedPageBreak/>
         <w:t xml:space="preserve">    float4 color_sum = float4(0.0f, 0.0f, 0.0f, 0.0f);</w:t>
       </w:r>
     </w:p>
